--- a/docs/HIPAA-COMPLIANCE.docx
+++ b/docs/HIPAA-COMPLIANCE.docx
@@ -31,7 +31,7 @@
           <w:sz w:val="36"/>
           <w:szCs w:val="36"/>
         </w:rPr>
-        <w:t xml:space="preserve">vocuone / vocanote-ai</w:t>
+        <w:t xml:space="preserve">vocuone</w:t>
       </w:r>
     </w:p>
     <w:tbl>
@@ -310,7 +310,7 @@
                 <w:sz w:val="20"/>
                 <w:szCs w:val="20"/>
               </w:rPr>
-              <w:t xml:space="preserve">Dhrumil Mehta (DevOps Lead)</w:t>
+              <w:t xml:space="preserve">DevOps Lead</w:t>
             </w:r>
           </w:p>
         </w:tc>
@@ -750,7 +750,7 @@
                 <w:sz w:val="20"/>
                 <w:szCs w:val="20"/>
               </w:rPr>
-              <w:t xml:space="preserve">Compliant, one tracked remediation item</w:t>
+              <w:t xml:space="preserve">Compliant</w:t>
             </w:r>
           </w:p>
         </w:tc>
@@ -1012,35 +1012,6 @@
         </w:tc>
       </w:tr>
     </w:tbl>
-    <w:p>
-      <w:pPr>
-        <w:spacing w:after="80"/>
-      </w:pPr>
-      <w:r>
-        <w:rPr>
-          <w:rFonts w:ascii="Calibri" w:cs="Calibri" w:eastAsia="Calibri" w:hAnsi="Calibri"/>
-          <w:sz w:val="22"/>
-          <w:szCs w:val="22"/>
-        </w:rPr>
-        <w:t xml:space="preserve"> </w:t>
-      </w:r>
-    </w:p>
-    <w:p>
-      <w:pPr>
-        <w:spacing w:after="120"/>
-      </w:pPr>
-      <w:r>
-        <w:rPr>
-          <w:rFonts w:ascii="Calibri" w:cs="Calibri" w:eastAsia="Calibri" w:hAnsi="Calibri"/>
-          <w:i/>
-          <w:iCs/>
-          <w:color w:val="000000"/>
-          <w:sz w:val="22"/>
-          <w:szCs w:val="22"/>
-        </w:rPr>
-        <w:t xml:space="preserve">One open item before customer onboarding: Replace two long-lived developer IAM access keys with federated SSO / OIDC (see §11).</w:t>
-      </w:r>
-    </w:p>
     <w:p>
       <w:pPr>
         <w:pStyle w:val="Heading1"/>
@@ -4143,7 +4114,7 @@
                 <w:sz w:val="20"/>
                 <w:szCs w:val="20"/>
               </w:rPr>
-              <w:t xml:space="preserve">Dhrumil Mehta (DevOps)</w:t>
+              <w:t xml:space="preserve">DevOps Lead (named in Sign-off)</w:t>
             </w:r>
           </w:p>
         </w:tc>
@@ -4271,7 +4242,7 @@
                 <w:sz w:val="20"/>
                 <w:szCs w:val="20"/>
               </w:rPr>
-              <w:t xml:space="preserve">Per-role IAM policies; access changes via PR + OIDC apply; one open remediation (§11)</w:t>
+              <w:t xml:space="preserve">Per-role IAM policies; access changes via PR + OIDC apply</w:t>
             </w:r>
           </w:p>
         </w:tc>
@@ -4760,7 +4731,6 @@
     <w:p>
       <w:pPr>
         <w:pStyle w:val="Heading1"/>
-        <w:pageBreakBefore/>
         <w:spacing w:after="180" w:before="360"/>
       </w:pPr>
       <w:r>
@@ -4772,1345 +4742,7 @@
           <w:sz w:val="36"/>
           <w:szCs w:val="36"/>
         </w:rPr>
-        <w:t xml:space="preserve">11. Known Gaps &amp; Remediation</w:t>
-      </w:r>
-    </w:p>
-    <w:tbl>
-      <w:tblPr>
-        <w:tblW w:type="dxa" w:w="9360"/>
-        <w:tblBorders>
-          <w:top w:val="single" w:color="auto" w:sz="4"/>
-          <w:left w:val="single" w:color="auto" w:sz="4"/>
-          <w:bottom w:val="single" w:color="auto" w:sz="4"/>
-          <w:right w:val="single" w:color="auto" w:sz="4"/>
-          <w:insideH w:val="single" w:color="auto" w:sz="4"/>
-          <w:insideV w:val="single" w:color="auto" w:sz="4"/>
-        </w:tblBorders>
-      </w:tblPr>
-      <w:tblGrid>
-        <w:gridCol w:w="400"/>
-        <w:gridCol w:w="3760"/>
-        <w:gridCol w:w="1600"/>
-        <w:gridCol w:w="1200"/>
-        <w:gridCol w:w="2400"/>
-      </w:tblGrid>
-      <w:tr>
-        <w:trPr>
-          <w:tblHeader/>
-        </w:trPr>
-        <w:tc>
-          <w:tcPr>
-            <w:tcW w:type="dxa" w:w="400"/>
-            <w:tcBorders>
-              <w:top w:val="single" w:color="8C8C8C" w:sz="6"/>
-              <w:left w:val="single" w:color="8C8C8C" w:sz="6"/>
-              <w:bottom w:val="single" w:color="8C8C8C" w:sz="6"/>
-              <w:right w:val="single" w:color="8C8C8C" w:sz="6"/>
-            </w:tcBorders>
-            <w:shd w:fill="2E75B6" w:val="clear"/>
-            <w:tcMar>
-              <w:top w:type="dxa" w:w="100"/>
-              <w:left w:type="dxa" w:w="140"/>
-              <w:bottom w:type="dxa" w:w="100"/>
-              <w:right w:type="dxa" w:w="140"/>
-            </w:tcMar>
-          </w:tcPr>
-          <w:p>
-            <w:pPr>
-              <w:spacing w:after="0"/>
-            </w:pPr>
-            <w:r>
-              <w:rPr>
-                <w:rFonts w:ascii="Calibri" w:cs="Calibri" w:eastAsia="Calibri" w:hAnsi="Calibri"/>
-                <w:b/>
-                <w:bCs/>
-                <w:color w:val="FFFFFF"/>
-                <w:sz w:val="20"/>
-                <w:szCs w:val="20"/>
-              </w:rPr>
-              <w:t xml:space="preserve">#</w:t>
-            </w:r>
-          </w:p>
-        </w:tc>
-        <w:tc>
-          <w:tcPr>
-            <w:tcW w:type="dxa" w:w="3760"/>
-            <w:tcBorders>
-              <w:top w:val="single" w:color="8C8C8C" w:sz="6"/>
-              <w:left w:val="single" w:color="8C8C8C" w:sz="6"/>
-              <w:bottom w:val="single" w:color="8C8C8C" w:sz="6"/>
-              <w:right w:val="single" w:color="8C8C8C" w:sz="6"/>
-            </w:tcBorders>
-            <w:shd w:fill="2E75B6" w:val="clear"/>
-            <w:tcMar>
-              <w:top w:type="dxa" w:w="100"/>
-              <w:left w:type="dxa" w:w="140"/>
-              <w:bottom w:type="dxa" w:w="100"/>
-              <w:right w:type="dxa" w:w="140"/>
-            </w:tcMar>
-          </w:tcPr>
-          <w:p>
-            <w:pPr>
-              <w:spacing w:after="0"/>
-            </w:pPr>
-            <w:r>
-              <w:rPr>
-                <w:rFonts w:ascii="Calibri" w:cs="Calibri" w:eastAsia="Calibri" w:hAnsi="Calibri"/>
-                <w:b/>
-                <w:bCs/>
-                <w:color w:val="FFFFFF"/>
-                <w:sz w:val="20"/>
-                <w:szCs w:val="20"/>
-              </w:rPr>
-              <w:t xml:space="preserve">Item</w:t>
-            </w:r>
-          </w:p>
-        </w:tc>
-        <w:tc>
-          <w:tcPr>
-            <w:tcW w:type="dxa" w:w="1600"/>
-            <w:tcBorders>
-              <w:top w:val="single" w:color="8C8C8C" w:sz="6"/>
-              <w:left w:val="single" w:color="8C8C8C" w:sz="6"/>
-              <w:bottom w:val="single" w:color="8C8C8C" w:sz="6"/>
-              <w:right w:val="single" w:color="8C8C8C" w:sz="6"/>
-            </w:tcBorders>
-            <w:shd w:fill="2E75B6" w:val="clear"/>
-            <w:tcMar>
-              <w:top w:type="dxa" w:w="100"/>
-              <w:left w:type="dxa" w:w="140"/>
-              <w:bottom w:type="dxa" w:w="100"/>
-              <w:right w:type="dxa" w:w="140"/>
-            </w:tcMar>
-          </w:tcPr>
-          <w:p>
-            <w:pPr>
-              <w:spacing w:after="0"/>
-            </w:pPr>
-            <w:r>
-              <w:rPr>
-                <w:rFonts w:ascii="Calibri" w:cs="Calibri" w:eastAsia="Calibri" w:hAnsi="Calibri"/>
-                <w:b/>
-                <w:bCs/>
-                <w:color w:val="FFFFFF"/>
-                <w:sz w:val="20"/>
-                <w:szCs w:val="20"/>
-              </w:rPr>
-              <w:t xml:space="preserve">Citation</w:t>
-            </w:r>
-          </w:p>
-        </w:tc>
-        <w:tc>
-          <w:tcPr>
-            <w:tcW w:type="dxa" w:w="1200"/>
-            <w:tcBorders>
-              <w:top w:val="single" w:color="8C8C8C" w:sz="6"/>
-              <w:left w:val="single" w:color="8C8C8C" w:sz="6"/>
-              <w:bottom w:val="single" w:color="8C8C8C" w:sz="6"/>
-              <w:right w:val="single" w:color="8C8C8C" w:sz="6"/>
-            </w:tcBorders>
-            <w:shd w:fill="2E75B6" w:val="clear"/>
-            <w:tcMar>
-              <w:top w:type="dxa" w:w="100"/>
-              <w:left w:type="dxa" w:w="140"/>
-              <w:bottom w:type="dxa" w:w="100"/>
-              <w:right w:type="dxa" w:w="140"/>
-            </w:tcMar>
-          </w:tcPr>
-          <w:p>
-            <w:pPr>
-              <w:spacing w:after="0"/>
-            </w:pPr>
-            <w:r>
-              <w:rPr>
-                <w:rFonts w:ascii="Calibri" w:cs="Calibri" w:eastAsia="Calibri" w:hAnsi="Calibri"/>
-                <w:b/>
-                <w:bCs/>
-                <w:color w:val="FFFFFF"/>
-                <w:sz w:val="20"/>
-                <w:szCs w:val="20"/>
-              </w:rPr>
-              <w:t xml:space="preserve">Severity</w:t>
-            </w:r>
-          </w:p>
-        </w:tc>
-        <w:tc>
-          <w:tcPr>
-            <w:tcW w:type="dxa" w:w="2400"/>
-            <w:tcBorders>
-              <w:top w:val="single" w:color="8C8C8C" w:sz="6"/>
-              <w:left w:val="single" w:color="8C8C8C" w:sz="6"/>
-              <w:bottom w:val="single" w:color="8C8C8C" w:sz="6"/>
-              <w:right w:val="single" w:color="8C8C8C" w:sz="6"/>
-            </w:tcBorders>
-            <w:shd w:fill="2E75B6" w:val="clear"/>
-            <w:tcMar>
-              <w:top w:type="dxa" w:w="100"/>
-              <w:left w:type="dxa" w:w="140"/>
-              <w:bottom w:type="dxa" w:w="100"/>
-              <w:right w:type="dxa" w:w="140"/>
-            </w:tcMar>
-          </w:tcPr>
-          <w:p>
-            <w:pPr>
-              <w:spacing w:after="0"/>
-            </w:pPr>
-            <w:r>
-              <w:rPr>
-                <w:rFonts w:ascii="Calibri" w:cs="Calibri" w:eastAsia="Calibri" w:hAnsi="Calibri"/>
-                <w:b/>
-                <w:bCs/>
-                <w:color w:val="FFFFFF"/>
-                <w:sz w:val="20"/>
-                <w:szCs w:val="20"/>
-              </w:rPr>
-              <w:t xml:space="preserve">Target</w:t>
-            </w:r>
-          </w:p>
-        </w:tc>
-      </w:tr>
-      <w:tr>
-        <w:tc>
-          <w:tcPr>
-            <w:tcW w:type="dxa" w:w="400"/>
-            <w:tcBorders>
-              <w:top w:val="single" w:color="8C8C8C" w:sz="6"/>
-              <w:left w:val="single" w:color="8C8C8C" w:sz="6"/>
-              <w:bottom w:val="single" w:color="8C8C8C" w:sz="6"/>
-              <w:right w:val="single" w:color="8C8C8C" w:sz="6"/>
-            </w:tcBorders>
-            <w:tcMar>
-              <w:top w:type="dxa" w:w="100"/>
-              <w:left w:type="dxa" w:w="140"/>
-              <w:bottom w:type="dxa" w:w="100"/>
-              <w:right w:type="dxa" w:w="140"/>
-            </w:tcMar>
-          </w:tcPr>
-          <w:p>
-            <w:pPr>
-              <w:spacing w:after="0"/>
-            </w:pPr>
-            <w:r>
-              <w:rPr>
-                <w:rFonts w:ascii="Calibri" w:cs="Calibri" w:eastAsia="Calibri" w:hAnsi="Calibri"/>
-                <w:color w:val="000000"/>
-                <w:sz w:val="20"/>
-                <w:szCs w:val="20"/>
-              </w:rPr>
-              <w:t xml:space="preserve">1</w:t>
-            </w:r>
-          </w:p>
-        </w:tc>
-        <w:tc>
-          <w:tcPr>
-            <w:tcW w:type="dxa" w:w="3760"/>
-            <w:tcBorders>
-              <w:top w:val="single" w:color="8C8C8C" w:sz="6"/>
-              <w:left w:val="single" w:color="8C8C8C" w:sz="6"/>
-              <w:bottom w:val="single" w:color="8C8C8C" w:sz="6"/>
-              <w:right w:val="single" w:color="8C8C8C" w:sz="6"/>
-            </w:tcBorders>
-            <w:tcMar>
-              <w:top w:type="dxa" w:w="100"/>
-              <w:left w:type="dxa" w:w="140"/>
-              <w:bottom w:type="dxa" w:w="100"/>
-              <w:right w:type="dxa" w:w="140"/>
-            </w:tcMar>
-          </w:tcPr>
-          <w:p>
-            <w:pPr>
-              <w:spacing w:after="0"/>
-            </w:pPr>
-            <w:r>
-              <w:rPr>
-                <w:rFonts w:ascii="Calibri" w:cs="Calibri" w:eastAsia="Calibri" w:hAnsi="Calibri"/>
-                <w:color w:val="000000"/>
-                <w:sz w:val="20"/>
-                <w:szCs w:val="20"/>
-              </w:rPr>
-              <w:t xml:space="preserve">Replace vocuone-{prod,stage}-developer long-lived IAM users with federated SSO / OIDC</w:t>
-            </w:r>
-          </w:p>
-        </w:tc>
-        <w:tc>
-          <w:tcPr>
-            <w:tcW w:type="dxa" w:w="1600"/>
-            <w:tcBorders>
-              <w:top w:val="single" w:color="8C8C8C" w:sz="6"/>
-              <w:left w:val="single" w:color="8C8C8C" w:sz="6"/>
-              <w:bottom w:val="single" w:color="8C8C8C" w:sz="6"/>
-              <w:right w:val="single" w:color="8C8C8C" w:sz="6"/>
-            </w:tcBorders>
-            <w:tcMar>
-              <w:top w:type="dxa" w:w="100"/>
-              <w:left w:type="dxa" w:w="140"/>
-              <w:bottom w:type="dxa" w:w="100"/>
-              <w:right w:type="dxa" w:w="140"/>
-            </w:tcMar>
-          </w:tcPr>
-          <w:p>
-            <w:pPr>
-              <w:spacing w:after="0"/>
-            </w:pPr>
-            <w:r>
-              <w:rPr>
-                <w:rFonts w:ascii="Calibri" w:cs="Calibri" w:eastAsia="Calibri" w:hAnsi="Calibri"/>
-                <w:color w:val="000000"/>
-                <w:sz w:val="20"/>
-                <w:szCs w:val="20"/>
-              </w:rPr>
-              <w:t xml:space="preserve">§164.308(a)(4)</w:t>
-            </w:r>
-          </w:p>
-        </w:tc>
-        <w:tc>
-          <w:tcPr>
-            <w:tcW w:type="dxa" w:w="1200"/>
-            <w:tcBorders>
-              <w:top w:val="single" w:color="8C8C8C" w:sz="6"/>
-              <w:left w:val="single" w:color="8C8C8C" w:sz="6"/>
-              <w:bottom w:val="single" w:color="8C8C8C" w:sz="6"/>
-              <w:right w:val="single" w:color="8C8C8C" w:sz="6"/>
-            </w:tcBorders>
-            <w:tcMar>
-              <w:top w:type="dxa" w:w="100"/>
-              <w:left w:type="dxa" w:w="140"/>
-              <w:bottom w:type="dxa" w:w="100"/>
-              <w:right w:type="dxa" w:w="140"/>
-            </w:tcMar>
-          </w:tcPr>
-          <w:p>
-            <w:pPr>
-              <w:spacing w:after="0"/>
-            </w:pPr>
-            <w:r>
-              <w:rPr>
-                <w:rFonts w:ascii="Calibri" w:cs="Calibri" w:eastAsia="Calibri" w:hAnsi="Calibri"/>
-                <w:color w:val="000000"/>
-                <w:sz w:val="20"/>
-                <w:szCs w:val="20"/>
-              </w:rPr>
-              <w:t xml:space="preserve">Medium</w:t>
-            </w:r>
-          </w:p>
-        </w:tc>
-        <w:tc>
-          <w:tcPr>
-            <w:tcW w:type="dxa" w:w="2400"/>
-            <w:tcBorders>
-              <w:top w:val="single" w:color="8C8C8C" w:sz="6"/>
-              <w:left w:val="single" w:color="8C8C8C" w:sz="6"/>
-              <w:bottom w:val="single" w:color="8C8C8C" w:sz="6"/>
-              <w:right w:val="single" w:color="8C8C8C" w:sz="6"/>
-            </w:tcBorders>
-            <w:tcMar>
-              <w:top w:type="dxa" w:w="100"/>
-              <w:left w:type="dxa" w:w="140"/>
-              <w:bottom w:type="dxa" w:w="100"/>
-              <w:right w:type="dxa" w:w="140"/>
-            </w:tcMar>
-          </w:tcPr>
-          <w:p>
-            <w:pPr>
-              <w:spacing w:after="0"/>
-            </w:pPr>
-            <w:r>
-              <w:rPr>
-                <w:rFonts w:ascii="Calibri" w:cs="Calibri" w:eastAsia="Calibri" w:hAnsi="Calibri"/>
-                <w:color w:val="000000"/>
-                <w:sz w:val="20"/>
-                <w:szCs w:val="20"/>
-              </w:rPr>
-              <w:t xml:space="preserve">Before first hospital customer</w:t>
-            </w:r>
-          </w:p>
-        </w:tc>
-      </w:tr>
-      <w:tr>
-        <w:tc>
-          <w:tcPr>
-            <w:tcW w:type="dxa" w:w="400"/>
-            <w:tcBorders>
-              <w:top w:val="single" w:color="8C8C8C" w:sz="6"/>
-              <w:left w:val="single" w:color="8C8C8C" w:sz="6"/>
-              <w:bottom w:val="single" w:color="8C8C8C" w:sz="6"/>
-              <w:right w:val="single" w:color="8C8C8C" w:sz="6"/>
-            </w:tcBorders>
-            <w:tcMar>
-              <w:top w:type="dxa" w:w="100"/>
-              <w:left w:type="dxa" w:w="140"/>
-              <w:bottom w:type="dxa" w:w="100"/>
-              <w:right w:type="dxa" w:w="140"/>
-            </w:tcMar>
-          </w:tcPr>
-          <w:p>
-            <w:pPr>
-              <w:spacing w:after="0"/>
-            </w:pPr>
-            <w:r>
-              <w:rPr>
-                <w:rFonts w:ascii="Calibri" w:cs="Calibri" w:eastAsia="Calibri" w:hAnsi="Calibri"/>
-                <w:color w:val="000000"/>
-                <w:sz w:val="20"/>
-                <w:szCs w:val="20"/>
-              </w:rPr>
-              <w:t xml:space="preserve">2</w:t>
-            </w:r>
-          </w:p>
-        </w:tc>
-        <w:tc>
-          <w:tcPr>
-            <w:tcW w:type="dxa" w:w="3760"/>
-            <w:tcBorders>
-              <w:top w:val="single" w:color="8C8C8C" w:sz="6"/>
-              <w:left w:val="single" w:color="8C8C8C" w:sz="6"/>
-              <w:bottom w:val="single" w:color="8C8C8C" w:sz="6"/>
-              <w:right w:val="single" w:color="8C8C8C" w:sz="6"/>
-            </w:tcBorders>
-            <w:tcMar>
-              <w:top w:type="dxa" w:w="100"/>
-              <w:left w:type="dxa" w:w="140"/>
-              <w:bottom w:type="dxa" w:w="100"/>
-              <w:right w:type="dxa" w:w="140"/>
-            </w:tcMar>
-          </w:tcPr>
-          <w:p>
-            <w:pPr>
-              <w:spacing w:after="0"/>
-            </w:pPr>
-            <w:r>
-              <w:rPr>
-                <w:rFonts w:ascii="Calibri" w:cs="Calibri" w:eastAsia="Calibri" w:hAnsi="Calibri"/>
-                <w:color w:val="000000"/>
-                <w:sz w:val="20"/>
-                <w:szCs w:val="20"/>
-              </w:rPr>
-              <w:t xml:space="preserve">Tighten CI/CD policy from &lt;svc&gt;:* + Resource = "*" to per-resource scoping</w:t>
-            </w:r>
-          </w:p>
-        </w:tc>
-        <w:tc>
-          <w:tcPr>
-            <w:tcW w:type="dxa" w:w="1600"/>
-            <w:tcBorders>
-              <w:top w:val="single" w:color="8C8C8C" w:sz="6"/>
-              <w:left w:val="single" w:color="8C8C8C" w:sz="6"/>
-              <w:bottom w:val="single" w:color="8C8C8C" w:sz="6"/>
-              <w:right w:val="single" w:color="8C8C8C" w:sz="6"/>
-            </w:tcBorders>
-            <w:tcMar>
-              <w:top w:type="dxa" w:w="100"/>
-              <w:left w:type="dxa" w:w="140"/>
-              <w:bottom w:type="dxa" w:w="100"/>
-              <w:right w:type="dxa" w:w="140"/>
-            </w:tcMar>
-          </w:tcPr>
-          <w:p>
-            <w:pPr>
-              <w:spacing w:after="0"/>
-            </w:pPr>
-            <w:r>
-              <w:rPr>
-                <w:rFonts w:ascii="Calibri" w:cs="Calibri" w:eastAsia="Calibri" w:hAnsi="Calibri"/>
-                <w:color w:val="000000"/>
-                <w:sz w:val="20"/>
-                <w:szCs w:val="20"/>
-              </w:rPr>
-              <w:t xml:space="preserve">§164.308(a)(4)</w:t>
-            </w:r>
-          </w:p>
-        </w:tc>
-        <w:tc>
-          <w:tcPr>
-            <w:tcW w:type="dxa" w:w="1200"/>
-            <w:tcBorders>
-              <w:top w:val="single" w:color="8C8C8C" w:sz="6"/>
-              <w:left w:val="single" w:color="8C8C8C" w:sz="6"/>
-              <w:bottom w:val="single" w:color="8C8C8C" w:sz="6"/>
-              <w:right w:val="single" w:color="8C8C8C" w:sz="6"/>
-            </w:tcBorders>
-            <w:tcMar>
-              <w:top w:type="dxa" w:w="100"/>
-              <w:left w:type="dxa" w:w="140"/>
-              <w:bottom w:type="dxa" w:w="100"/>
-              <w:right w:type="dxa" w:w="140"/>
-            </w:tcMar>
-          </w:tcPr>
-          <w:p>
-            <w:pPr>
-              <w:spacing w:after="0"/>
-            </w:pPr>
-            <w:r>
-              <w:rPr>
-                <w:rFonts w:ascii="Calibri" w:cs="Calibri" w:eastAsia="Calibri" w:hAnsi="Calibri"/>
-                <w:color w:val="000000"/>
-                <w:sz w:val="20"/>
-                <w:szCs w:val="20"/>
-              </w:rPr>
-              <w:t xml:space="preserve">Low</w:t>
-            </w:r>
-          </w:p>
-        </w:tc>
-        <w:tc>
-          <w:tcPr>
-            <w:tcW w:type="dxa" w:w="2400"/>
-            <w:tcBorders>
-              <w:top w:val="single" w:color="8C8C8C" w:sz="6"/>
-              <w:left w:val="single" w:color="8C8C8C" w:sz="6"/>
-              <w:bottom w:val="single" w:color="8C8C8C" w:sz="6"/>
-              <w:right w:val="single" w:color="8C8C8C" w:sz="6"/>
-            </w:tcBorders>
-            <w:tcMar>
-              <w:top w:type="dxa" w:w="100"/>
-              <w:left w:type="dxa" w:w="140"/>
-              <w:bottom w:type="dxa" w:w="100"/>
-              <w:right w:type="dxa" w:w="140"/>
-            </w:tcMar>
-          </w:tcPr>
-          <w:p>
-            <w:pPr>
-              <w:spacing w:after="0"/>
-            </w:pPr>
-            <w:r>
-              <w:rPr>
-                <w:rFonts w:ascii="Calibri" w:cs="Calibri" w:eastAsia="Calibri" w:hAnsi="Calibri"/>
-                <w:color w:val="000000"/>
-                <w:sz w:val="20"/>
-                <w:szCs w:val="20"/>
-              </w:rPr>
-              <w:t xml:space="preserve">Q3</w:t>
-            </w:r>
-          </w:p>
-        </w:tc>
-      </w:tr>
-      <w:tr>
-        <w:tc>
-          <w:tcPr>
-            <w:tcW w:type="dxa" w:w="400"/>
-            <w:tcBorders>
-              <w:top w:val="single" w:color="8C8C8C" w:sz="6"/>
-              <w:left w:val="single" w:color="8C8C8C" w:sz="6"/>
-              <w:bottom w:val="single" w:color="8C8C8C" w:sz="6"/>
-              <w:right w:val="single" w:color="8C8C8C" w:sz="6"/>
-            </w:tcBorders>
-            <w:tcMar>
-              <w:top w:type="dxa" w:w="100"/>
-              <w:left w:type="dxa" w:w="140"/>
-              <w:bottom w:type="dxa" w:w="100"/>
-              <w:right w:type="dxa" w:w="140"/>
-            </w:tcMar>
-          </w:tcPr>
-          <w:p>
-            <w:pPr>
-              <w:spacing w:after="0"/>
-            </w:pPr>
-            <w:r>
-              <w:rPr>
-                <w:rFonts w:ascii="Calibri" w:cs="Calibri" w:eastAsia="Calibri" w:hAnsi="Calibri"/>
-                <w:color w:val="000000"/>
-                <w:sz w:val="20"/>
-                <w:szCs w:val="20"/>
-              </w:rPr>
-              <w:t xml:space="preserve">3</w:t>
-            </w:r>
-          </w:p>
-        </w:tc>
-        <w:tc>
-          <w:tcPr>
-            <w:tcW w:type="dxa" w:w="3760"/>
-            <w:tcBorders>
-              <w:top w:val="single" w:color="8C8C8C" w:sz="6"/>
-              <w:left w:val="single" w:color="8C8C8C" w:sz="6"/>
-              <w:bottom w:val="single" w:color="8C8C8C" w:sz="6"/>
-              <w:right w:val="single" w:color="8C8C8C" w:sz="6"/>
-            </w:tcBorders>
-            <w:tcMar>
-              <w:top w:type="dxa" w:w="100"/>
-              <w:left w:type="dxa" w:w="140"/>
-              <w:bottom w:type="dxa" w:w="100"/>
-              <w:right w:type="dxa" w:w="140"/>
-            </w:tcMar>
-          </w:tcPr>
-          <w:p>
-            <w:pPr>
-              <w:spacing w:after="0"/>
-            </w:pPr>
-            <w:r>
-              <w:rPr>
-                <w:rFonts w:ascii="Calibri" w:cs="Calibri" w:eastAsia="Calibri" w:hAnsi="Calibri"/>
-                <w:color w:val="000000"/>
-                <w:sz w:val="20"/>
-                <w:szCs w:val="20"/>
-              </w:rPr>
-              <w:t xml:space="preserve">Pin transcribe:* / comprehendmedical:* task perms to specific output ARN</w:t>
-            </w:r>
-          </w:p>
-        </w:tc>
-        <w:tc>
-          <w:tcPr>
-            <w:tcW w:type="dxa" w:w="1600"/>
-            <w:tcBorders>
-              <w:top w:val="single" w:color="8C8C8C" w:sz="6"/>
-              <w:left w:val="single" w:color="8C8C8C" w:sz="6"/>
-              <w:bottom w:val="single" w:color="8C8C8C" w:sz="6"/>
-              <w:right w:val="single" w:color="8C8C8C" w:sz="6"/>
-            </w:tcBorders>
-            <w:tcMar>
-              <w:top w:type="dxa" w:w="100"/>
-              <w:left w:type="dxa" w:w="140"/>
-              <w:bottom w:type="dxa" w:w="100"/>
-              <w:right w:type="dxa" w:w="140"/>
-            </w:tcMar>
-          </w:tcPr>
-          <w:p>
-            <w:pPr>
-              <w:spacing w:after="0"/>
-            </w:pPr>
-            <w:r>
-              <w:rPr>
-                <w:rFonts w:ascii="Calibri" w:cs="Calibri" w:eastAsia="Calibri" w:hAnsi="Calibri"/>
-                <w:color w:val="000000"/>
-                <w:sz w:val="20"/>
-                <w:szCs w:val="20"/>
-              </w:rPr>
-              <w:t xml:space="preserve">§164.308(a)(4)</w:t>
-            </w:r>
-          </w:p>
-        </w:tc>
-        <w:tc>
-          <w:tcPr>
-            <w:tcW w:type="dxa" w:w="1200"/>
-            <w:tcBorders>
-              <w:top w:val="single" w:color="8C8C8C" w:sz="6"/>
-              <w:left w:val="single" w:color="8C8C8C" w:sz="6"/>
-              <w:bottom w:val="single" w:color="8C8C8C" w:sz="6"/>
-              <w:right w:val="single" w:color="8C8C8C" w:sz="6"/>
-            </w:tcBorders>
-            <w:tcMar>
-              <w:top w:type="dxa" w:w="100"/>
-              <w:left w:type="dxa" w:w="140"/>
-              <w:bottom w:type="dxa" w:w="100"/>
-              <w:right w:type="dxa" w:w="140"/>
-            </w:tcMar>
-          </w:tcPr>
-          <w:p>
-            <w:pPr>
-              <w:spacing w:after="0"/>
-            </w:pPr>
-            <w:r>
-              <w:rPr>
-                <w:rFonts w:ascii="Calibri" w:cs="Calibri" w:eastAsia="Calibri" w:hAnsi="Calibri"/>
-                <w:color w:val="000000"/>
-                <w:sz w:val="20"/>
-                <w:szCs w:val="20"/>
-              </w:rPr>
-              <w:t xml:space="preserve">Low</w:t>
-            </w:r>
-          </w:p>
-        </w:tc>
-        <w:tc>
-          <w:tcPr>
-            <w:tcW w:type="dxa" w:w="2400"/>
-            <w:tcBorders>
-              <w:top w:val="single" w:color="8C8C8C" w:sz="6"/>
-              <w:left w:val="single" w:color="8C8C8C" w:sz="6"/>
-              <w:bottom w:val="single" w:color="8C8C8C" w:sz="6"/>
-              <w:right w:val="single" w:color="8C8C8C" w:sz="6"/>
-            </w:tcBorders>
-            <w:tcMar>
-              <w:top w:type="dxa" w:w="100"/>
-              <w:left w:type="dxa" w:w="140"/>
-              <w:bottom w:type="dxa" w:w="100"/>
-              <w:right w:type="dxa" w:w="140"/>
-            </w:tcMar>
-          </w:tcPr>
-          <w:p>
-            <w:pPr>
-              <w:spacing w:after="0"/>
-            </w:pPr>
-            <w:r>
-              <w:rPr>
-                <w:rFonts w:ascii="Calibri" w:cs="Calibri" w:eastAsia="Calibri" w:hAnsi="Calibri"/>
-                <w:color w:val="000000"/>
-                <w:sz w:val="20"/>
-                <w:szCs w:val="20"/>
-              </w:rPr>
-              <w:t xml:space="preserve">Q3</w:t>
-            </w:r>
-          </w:p>
-        </w:tc>
-      </w:tr>
-      <w:tr>
-        <w:tc>
-          <w:tcPr>
-            <w:tcW w:type="dxa" w:w="400"/>
-            <w:tcBorders>
-              <w:top w:val="single" w:color="8C8C8C" w:sz="6"/>
-              <w:left w:val="single" w:color="8C8C8C" w:sz="6"/>
-              <w:bottom w:val="single" w:color="8C8C8C" w:sz="6"/>
-              <w:right w:val="single" w:color="8C8C8C" w:sz="6"/>
-            </w:tcBorders>
-            <w:tcMar>
-              <w:top w:type="dxa" w:w="100"/>
-              <w:left w:type="dxa" w:w="140"/>
-              <w:bottom w:type="dxa" w:w="100"/>
-              <w:right w:type="dxa" w:w="140"/>
-            </w:tcMar>
-          </w:tcPr>
-          <w:p>
-            <w:pPr>
-              <w:spacing w:after="0"/>
-            </w:pPr>
-            <w:r>
-              <w:rPr>
-                <w:rFonts w:ascii="Calibri" w:cs="Calibri" w:eastAsia="Calibri" w:hAnsi="Calibri"/>
-                <w:color w:val="000000"/>
-                <w:sz w:val="20"/>
-                <w:szCs w:val="20"/>
-              </w:rPr>
-              <w:t xml:space="preserve">4</w:t>
-            </w:r>
-          </w:p>
-        </w:tc>
-        <w:tc>
-          <w:tcPr>
-            <w:tcW w:type="dxa" w:w="3760"/>
-            <w:tcBorders>
-              <w:top w:val="single" w:color="8C8C8C" w:sz="6"/>
-              <w:left w:val="single" w:color="8C8C8C" w:sz="6"/>
-              <w:bottom w:val="single" w:color="8C8C8C" w:sz="6"/>
-              <w:right w:val="single" w:color="8C8C8C" w:sz="6"/>
-            </w:tcBorders>
-            <w:tcMar>
-              <w:top w:type="dxa" w:w="100"/>
-              <w:left w:type="dxa" w:w="140"/>
-              <w:bottom w:type="dxa" w:w="100"/>
-              <w:right w:type="dxa" w:w="140"/>
-            </w:tcMar>
-          </w:tcPr>
-          <w:p>
-            <w:pPr>
-              <w:spacing w:after="0"/>
-            </w:pPr>
-            <w:r>
-              <w:rPr>
-                <w:rFonts w:ascii="Calibri" w:cs="Calibri" w:eastAsia="Calibri" w:hAnsi="Calibri"/>
-                <w:color w:val="000000"/>
-                <w:sz w:val="20"/>
-                <w:szCs w:val="20"/>
-              </w:rPr>
-              <w:t xml:space="preserve">Pin RDS rds-db:connect to specific dbuser</w:t>
-            </w:r>
-          </w:p>
-        </w:tc>
-        <w:tc>
-          <w:tcPr>
-            <w:tcW w:type="dxa" w:w="1600"/>
-            <w:tcBorders>
-              <w:top w:val="single" w:color="8C8C8C" w:sz="6"/>
-              <w:left w:val="single" w:color="8C8C8C" w:sz="6"/>
-              <w:bottom w:val="single" w:color="8C8C8C" w:sz="6"/>
-              <w:right w:val="single" w:color="8C8C8C" w:sz="6"/>
-            </w:tcBorders>
-            <w:tcMar>
-              <w:top w:type="dxa" w:w="100"/>
-              <w:left w:type="dxa" w:w="140"/>
-              <w:bottom w:type="dxa" w:w="100"/>
-              <w:right w:type="dxa" w:w="140"/>
-            </w:tcMar>
-          </w:tcPr>
-          <w:p>
-            <w:pPr>
-              <w:spacing w:after="0"/>
-            </w:pPr>
-            <w:r>
-              <w:rPr>
-                <w:rFonts w:ascii="Calibri" w:cs="Calibri" w:eastAsia="Calibri" w:hAnsi="Calibri"/>
-                <w:color w:val="000000"/>
-                <w:sz w:val="20"/>
-                <w:szCs w:val="20"/>
-              </w:rPr>
-              <w:t xml:space="preserve">§164.308(a)(4)</w:t>
-            </w:r>
-          </w:p>
-        </w:tc>
-        <w:tc>
-          <w:tcPr>
-            <w:tcW w:type="dxa" w:w="1200"/>
-            <w:tcBorders>
-              <w:top w:val="single" w:color="8C8C8C" w:sz="6"/>
-              <w:left w:val="single" w:color="8C8C8C" w:sz="6"/>
-              <w:bottom w:val="single" w:color="8C8C8C" w:sz="6"/>
-              <w:right w:val="single" w:color="8C8C8C" w:sz="6"/>
-            </w:tcBorders>
-            <w:tcMar>
-              <w:top w:type="dxa" w:w="100"/>
-              <w:left w:type="dxa" w:w="140"/>
-              <w:bottom w:type="dxa" w:w="100"/>
-              <w:right w:type="dxa" w:w="140"/>
-            </w:tcMar>
-          </w:tcPr>
-          <w:p>
-            <w:pPr>
-              <w:spacing w:after="0"/>
-            </w:pPr>
-            <w:r>
-              <w:rPr>
-                <w:rFonts w:ascii="Calibri" w:cs="Calibri" w:eastAsia="Calibri" w:hAnsi="Calibri"/>
-                <w:color w:val="000000"/>
-                <w:sz w:val="20"/>
-                <w:szCs w:val="20"/>
-              </w:rPr>
-              <w:t xml:space="preserve">Low</w:t>
-            </w:r>
-          </w:p>
-        </w:tc>
-        <w:tc>
-          <w:tcPr>
-            <w:tcW w:type="dxa" w:w="2400"/>
-            <w:tcBorders>
-              <w:top w:val="single" w:color="8C8C8C" w:sz="6"/>
-              <w:left w:val="single" w:color="8C8C8C" w:sz="6"/>
-              <w:bottom w:val="single" w:color="8C8C8C" w:sz="6"/>
-              <w:right w:val="single" w:color="8C8C8C" w:sz="6"/>
-            </w:tcBorders>
-            <w:tcMar>
-              <w:top w:type="dxa" w:w="100"/>
-              <w:left w:type="dxa" w:w="140"/>
-              <w:bottom w:type="dxa" w:w="100"/>
-              <w:right w:type="dxa" w:w="140"/>
-            </w:tcMar>
-          </w:tcPr>
-          <w:p>
-            <w:pPr>
-              <w:spacing w:after="0"/>
-            </w:pPr>
-            <w:r>
-              <w:rPr>
-                <w:rFonts w:ascii="Calibri" w:cs="Calibri" w:eastAsia="Calibri" w:hAnsi="Calibri"/>
-                <w:color w:val="000000"/>
-                <w:sz w:val="20"/>
-                <w:szCs w:val="20"/>
-              </w:rPr>
-              <w:t xml:space="preserve">Q3</w:t>
-            </w:r>
-          </w:p>
-        </w:tc>
-      </w:tr>
-      <w:tr>
-        <w:tc>
-          <w:tcPr>
-            <w:tcW w:type="dxa" w:w="400"/>
-            <w:tcBorders>
-              <w:top w:val="single" w:color="8C8C8C" w:sz="6"/>
-              <w:left w:val="single" w:color="8C8C8C" w:sz="6"/>
-              <w:bottom w:val="single" w:color="8C8C8C" w:sz="6"/>
-              <w:right w:val="single" w:color="8C8C8C" w:sz="6"/>
-            </w:tcBorders>
-            <w:tcMar>
-              <w:top w:type="dxa" w:w="100"/>
-              <w:left w:type="dxa" w:w="140"/>
-              <w:bottom w:type="dxa" w:w="100"/>
-              <w:right w:type="dxa" w:w="140"/>
-            </w:tcMar>
-          </w:tcPr>
-          <w:p>
-            <w:pPr>
-              <w:spacing w:after="0"/>
-            </w:pPr>
-            <w:r>
-              <w:rPr>
-                <w:rFonts w:ascii="Calibri" w:cs="Calibri" w:eastAsia="Calibri" w:hAnsi="Calibri"/>
-                <w:color w:val="000000"/>
-                <w:sz w:val="20"/>
-                <w:szCs w:val="20"/>
-              </w:rPr>
-              <w:t xml:space="preserve">5</w:t>
-            </w:r>
-          </w:p>
-        </w:tc>
-        <w:tc>
-          <w:tcPr>
-            <w:tcW w:type="dxa" w:w="3760"/>
-            <w:tcBorders>
-              <w:top w:val="single" w:color="8C8C8C" w:sz="6"/>
-              <w:left w:val="single" w:color="8C8C8C" w:sz="6"/>
-              <w:bottom w:val="single" w:color="8C8C8C" w:sz="6"/>
-              <w:right w:val="single" w:color="8C8C8C" w:sz="6"/>
-            </w:tcBorders>
-            <w:tcMar>
-              <w:top w:type="dxa" w:w="100"/>
-              <w:left w:type="dxa" w:w="140"/>
-              <w:bottom w:type="dxa" w:w="100"/>
-              <w:right w:type="dxa" w:w="140"/>
-            </w:tcMar>
-          </w:tcPr>
-          <w:p>
-            <w:pPr>
-              <w:spacing w:after="0"/>
-            </w:pPr>
-            <w:r>
-              <w:rPr>
-                <w:rFonts w:ascii="Calibri" w:cs="Calibri" w:eastAsia="Calibri" w:hAnsi="Calibri"/>
-                <w:color w:val="000000"/>
-                <w:sz w:val="20"/>
-                <w:szCs w:val="20"/>
-              </w:rPr>
-              <w:t xml:space="preserve">Enable AWS Config for continuous compliance recording</w:t>
-            </w:r>
-          </w:p>
-        </w:tc>
-        <w:tc>
-          <w:tcPr>
-            <w:tcW w:type="dxa" w:w="1600"/>
-            <w:tcBorders>
-              <w:top w:val="single" w:color="8C8C8C" w:sz="6"/>
-              <w:left w:val="single" w:color="8C8C8C" w:sz="6"/>
-              <w:bottom w:val="single" w:color="8C8C8C" w:sz="6"/>
-              <w:right w:val="single" w:color="8C8C8C" w:sz="6"/>
-            </w:tcBorders>
-            <w:tcMar>
-              <w:top w:type="dxa" w:w="100"/>
-              <w:left w:type="dxa" w:w="140"/>
-              <w:bottom w:type="dxa" w:w="100"/>
-              <w:right w:type="dxa" w:w="140"/>
-            </w:tcMar>
-          </w:tcPr>
-          <w:p>
-            <w:pPr>
-              <w:spacing w:after="0"/>
-            </w:pPr>
-            <w:r>
-              <w:rPr>
-                <w:rFonts w:ascii="Calibri" w:cs="Calibri" w:eastAsia="Calibri" w:hAnsi="Calibri"/>
-                <w:color w:val="000000"/>
-                <w:sz w:val="20"/>
-                <w:szCs w:val="20"/>
-              </w:rPr>
-              <w:t xml:space="preserve">§164.308(a)(1)</w:t>
-            </w:r>
-          </w:p>
-        </w:tc>
-        <w:tc>
-          <w:tcPr>
-            <w:tcW w:type="dxa" w:w="1200"/>
-            <w:tcBorders>
-              <w:top w:val="single" w:color="8C8C8C" w:sz="6"/>
-              <w:left w:val="single" w:color="8C8C8C" w:sz="6"/>
-              <w:bottom w:val="single" w:color="8C8C8C" w:sz="6"/>
-              <w:right w:val="single" w:color="8C8C8C" w:sz="6"/>
-            </w:tcBorders>
-            <w:tcMar>
-              <w:top w:type="dxa" w:w="100"/>
-              <w:left w:type="dxa" w:w="140"/>
-              <w:bottom w:type="dxa" w:w="100"/>
-              <w:right w:type="dxa" w:w="140"/>
-            </w:tcMar>
-          </w:tcPr>
-          <w:p>
-            <w:pPr>
-              <w:spacing w:after="0"/>
-            </w:pPr>
-            <w:r>
-              <w:rPr>
-                <w:rFonts w:ascii="Calibri" w:cs="Calibri" w:eastAsia="Calibri" w:hAnsi="Calibri"/>
-                <w:color w:val="000000"/>
-                <w:sz w:val="20"/>
-                <w:szCs w:val="20"/>
-              </w:rPr>
-              <w:t xml:space="preserve">Low</w:t>
-            </w:r>
-          </w:p>
-        </w:tc>
-        <w:tc>
-          <w:tcPr>
-            <w:tcW w:type="dxa" w:w="2400"/>
-            <w:tcBorders>
-              <w:top w:val="single" w:color="8C8C8C" w:sz="6"/>
-              <w:left w:val="single" w:color="8C8C8C" w:sz="6"/>
-              <w:bottom w:val="single" w:color="8C8C8C" w:sz="6"/>
-              <w:right w:val="single" w:color="8C8C8C" w:sz="6"/>
-            </w:tcBorders>
-            <w:tcMar>
-              <w:top w:type="dxa" w:w="100"/>
-              <w:left w:type="dxa" w:w="140"/>
-              <w:bottom w:type="dxa" w:w="100"/>
-              <w:right w:type="dxa" w:w="140"/>
-            </w:tcMar>
-          </w:tcPr>
-          <w:p>
-            <w:pPr>
-              <w:spacing w:after="0"/>
-            </w:pPr>
-            <w:r>
-              <w:rPr>
-                <w:rFonts w:ascii="Calibri" w:cs="Calibri" w:eastAsia="Calibri" w:hAnsi="Calibri"/>
-                <w:color w:val="000000"/>
-                <w:sz w:val="20"/>
-                <w:szCs w:val="20"/>
-              </w:rPr>
-              <w:t xml:space="preserve">Backlog</w:t>
-            </w:r>
-          </w:p>
-        </w:tc>
-      </w:tr>
-      <w:tr>
-        <w:tc>
-          <w:tcPr>
-            <w:tcW w:type="dxa" w:w="400"/>
-            <w:tcBorders>
-              <w:top w:val="single" w:color="8C8C8C" w:sz="6"/>
-              <w:left w:val="single" w:color="8C8C8C" w:sz="6"/>
-              <w:bottom w:val="single" w:color="8C8C8C" w:sz="6"/>
-              <w:right w:val="single" w:color="8C8C8C" w:sz="6"/>
-            </w:tcBorders>
-            <w:tcMar>
-              <w:top w:type="dxa" w:w="100"/>
-              <w:left w:type="dxa" w:w="140"/>
-              <w:bottom w:type="dxa" w:w="100"/>
-              <w:right w:type="dxa" w:w="140"/>
-            </w:tcMar>
-          </w:tcPr>
-          <w:p>
-            <w:pPr>
-              <w:spacing w:after="0"/>
-            </w:pPr>
-            <w:r>
-              <w:rPr>
-                <w:rFonts w:ascii="Calibri" w:cs="Calibri" w:eastAsia="Calibri" w:hAnsi="Calibri"/>
-                <w:color w:val="000000"/>
-                <w:sz w:val="20"/>
-                <w:szCs w:val="20"/>
-              </w:rPr>
-              <w:t xml:space="preserve">6</w:t>
-            </w:r>
-          </w:p>
-        </w:tc>
-        <w:tc>
-          <w:tcPr>
-            <w:tcW w:type="dxa" w:w="3760"/>
-            <w:tcBorders>
-              <w:top w:val="single" w:color="8C8C8C" w:sz="6"/>
-              <w:left w:val="single" w:color="8C8C8C" w:sz="6"/>
-              <w:bottom w:val="single" w:color="8C8C8C" w:sz="6"/>
-              <w:right w:val="single" w:color="8C8C8C" w:sz="6"/>
-            </w:tcBorders>
-            <w:tcMar>
-              <w:top w:type="dxa" w:w="100"/>
-              <w:left w:type="dxa" w:w="140"/>
-              <w:bottom w:type="dxa" w:w="100"/>
-              <w:right w:type="dxa" w:w="140"/>
-            </w:tcMar>
-          </w:tcPr>
-          <w:p>
-            <w:pPr>
-              <w:spacing w:after="0"/>
-            </w:pPr>
-            <w:r>
-              <w:rPr>
-                <w:rFonts w:ascii="Calibri" w:cs="Calibri" w:eastAsia="Calibri" w:hAnsi="Calibri"/>
-                <w:color w:val="000000"/>
-                <w:sz w:val="20"/>
-                <w:szCs w:val="20"/>
-              </w:rPr>
-              <w:t xml:space="preserve">Formalize runbooks/incident-response.md</w:t>
-            </w:r>
-          </w:p>
-        </w:tc>
-        <w:tc>
-          <w:tcPr>
-            <w:tcW w:type="dxa" w:w="1600"/>
-            <w:tcBorders>
-              <w:top w:val="single" w:color="8C8C8C" w:sz="6"/>
-              <w:left w:val="single" w:color="8C8C8C" w:sz="6"/>
-              <w:bottom w:val="single" w:color="8C8C8C" w:sz="6"/>
-              <w:right w:val="single" w:color="8C8C8C" w:sz="6"/>
-            </w:tcBorders>
-            <w:tcMar>
-              <w:top w:type="dxa" w:w="100"/>
-              <w:left w:type="dxa" w:w="140"/>
-              <w:bottom w:type="dxa" w:w="100"/>
-              <w:right w:type="dxa" w:w="140"/>
-            </w:tcMar>
-          </w:tcPr>
-          <w:p>
-            <w:pPr>
-              <w:spacing w:after="0"/>
-            </w:pPr>
-            <w:r>
-              <w:rPr>
-                <w:rFonts w:ascii="Calibri" w:cs="Calibri" w:eastAsia="Calibri" w:hAnsi="Calibri"/>
-                <w:color w:val="000000"/>
-                <w:sz w:val="20"/>
-                <w:szCs w:val="20"/>
-              </w:rPr>
-              <w:t xml:space="preserve">§164.308(a)(6)</w:t>
-            </w:r>
-          </w:p>
-        </w:tc>
-        <w:tc>
-          <w:tcPr>
-            <w:tcW w:type="dxa" w:w="1200"/>
-            <w:tcBorders>
-              <w:top w:val="single" w:color="8C8C8C" w:sz="6"/>
-              <w:left w:val="single" w:color="8C8C8C" w:sz="6"/>
-              <w:bottom w:val="single" w:color="8C8C8C" w:sz="6"/>
-              <w:right w:val="single" w:color="8C8C8C" w:sz="6"/>
-            </w:tcBorders>
-            <w:tcMar>
-              <w:top w:type="dxa" w:w="100"/>
-              <w:left w:type="dxa" w:w="140"/>
-              <w:bottom w:type="dxa" w:w="100"/>
-              <w:right w:type="dxa" w:w="140"/>
-            </w:tcMar>
-          </w:tcPr>
-          <w:p>
-            <w:pPr>
-              <w:spacing w:after="0"/>
-            </w:pPr>
-            <w:r>
-              <w:rPr>
-                <w:rFonts w:ascii="Calibri" w:cs="Calibri" w:eastAsia="Calibri" w:hAnsi="Calibri"/>
-                <w:color w:val="000000"/>
-                <w:sz w:val="20"/>
-                <w:szCs w:val="20"/>
-              </w:rPr>
-              <w:t xml:space="preserve">Low</w:t>
-            </w:r>
-          </w:p>
-        </w:tc>
-        <w:tc>
-          <w:tcPr>
-            <w:tcW w:type="dxa" w:w="2400"/>
-            <w:tcBorders>
-              <w:top w:val="single" w:color="8C8C8C" w:sz="6"/>
-              <w:left w:val="single" w:color="8C8C8C" w:sz="6"/>
-              <w:bottom w:val="single" w:color="8C8C8C" w:sz="6"/>
-              <w:right w:val="single" w:color="8C8C8C" w:sz="6"/>
-            </w:tcBorders>
-            <w:tcMar>
-              <w:top w:type="dxa" w:w="100"/>
-              <w:left w:type="dxa" w:w="140"/>
-              <w:bottom w:type="dxa" w:w="100"/>
-              <w:right w:type="dxa" w:w="140"/>
-            </w:tcMar>
-          </w:tcPr>
-          <w:p>
-            <w:pPr>
-              <w:spacing w:after="0"/>
-            </w:pPr>
-            <w:r>
-              <w:rPr>
-                <w:rFonts w:ascii="Calibri" w:cs="Calibri" w:eastAsia="Calibri" w:hAnsi="Calibri"/>
-                <w:color w:val="000000"/>
-                <w:sz w:val="20"/>
-                <w:szCs w:val="20"/>
-              </w:rPr>
-              <w:t xml:space="preserve">Q3</w:t>
-            </w:r>
-          </w:p>
-        </w:tc>
-      </w:tr>
-      <w:tr>
-        <w:tc>
-          <w:tcPr>
-            <w:tcW w:type="dxa" w:w="400"/>
-            <w:tcBorders>
-              <w:top w:val="single" w:color="8C8C8C" w:sz="6"/>
-              <w:left w:val="single" w:color="8C8C8C" w:sz="6"/>
-              <w:bottom w:val="single" w:color="8C8C8C" w:sz="6"/>
-              <w:right w:val="single" w:color="8C8C8C" w:sz="6"/>
-            </w:tcBorders>
-            <w:tcMar>
-              <w:top w:type="dxa" w:w="100"/>
-              <w:left w:type="dxa" w:w="140"/>
-              <w:bottom w:type="dxa" w:w="100"/>
-              <w:right w:type="dxa" w:w="140"/>
-            </w:tcMar>
-          </w:tcPr>
-          <w:p>
-            <w:pPr>
-              <w:spacing w:after="0"/>
-            </w:pPr>
-            <w:r>
-              <w:rPr>
-                <w:rFonts w:ascii="Calibri" w:cs="Calibri" w:eastAsia="Calibri" w:hAnsi="Calibri"/>
-                <w:color w:val="000000"/>
-                <w:sz w:val="20"/>
-                <w:szCs w:val="20"/>
-              </w:rPr>
-              <w:t xml:space="preserve">7</w:t>
-            </w:r>
-          </w:p>
-        </w:tc>
-        <w:tc>
-          <w:tcPr>
-            <w:tcW w:type="dxa" w:w="3760"/>
-            <w:tcBorders>
-              <w:top w:val="single" w:color="8C8C8C" w:sz="6"/>
-              <w:left w:val="single" w:color="8C8C8C" w:sz="6"/>
-              <w:bottom w:val="single" w:color="8C8C8C" w:sz="6"/>
-              <w:right w:val="single" w:color="8C8C8C" w:sz="6"/>
-            </w:tcBorders>
-            <w:tcMar>
-              <w:top w:type="dxa" w:w="100"/>
-              <w:left w:type="dxa" w:w="140"/>
-              <w:bottom w:type="dxa" w:w="100"/>
-              <w:right w:type="dxa" w:w="140"/>
-            </w:tcMar>
-          </w:tcPr>
-          <w:p>
-            <w:pPr>
-              <w:spacing w:after="0"/>
-            </w:pPr>
-            <w:r>
-              <w:rPr>
-                <w:rFonts w:ascii="Calibri" w:cs="Calibri" w:eastAsia="Calibri" w:hAnsi="Calibri"/>
-                <w:color w:val="000000"/>
-                <w:sz w:val="20"/>
-                <w:szCs w:val="20"/>
-              </w:rPr>
-              <w:t xml:space="preserve">Annual third-party HIPAA assessment</w:t>
-            </w:r>
-          </w:p>
-        </w:tc>
-        <w:tc>
-          <w:tcPr>
-            <w:tcW w:type="dxa" w:w="1600"/>
-            <w:tcBorders>
-              <w:top w:val="single" w:color="8C8C8C" w:sz="6"/>
-              <w:left w:val="single" w:color="8C8C8C" w:sz="6"/>
-              <w:bottom w:val="single" w:color="8C8C8C" w:sz="6"/>
-              <w:right w:val="single" w:color="8C8C8C" w:sz="6"/>
-            </w:tcBorders>
-            <w:tcMar>
-              <w:top w:type="dxa" w:w="100"/>
-              <w:left w:type="dxa" w:w="140"/>
-              <w:bottom w:type="dxa" w:w="100"/>
-              <w:right w:type="dxa" w:w="140"/>
-            </w:tcMar>
-          </w:tcPr>
-          <w:p>
-            <w:pPr>
-              <w:spacing w:after="0"/>
-            </w:pPr>
-            <w:r>
-              <w:rPr>
-                <w:rFonts w:ascii="Calibri" w:cs="Calibri" w:eastAsia="Calibri" w:hAnsi="Calibri"/>
-                <w:color w:val="000000"/>
-                <w:sz w:val="20"/>
-                <w:szCs w:val="20"/>
-              </w:rPr>
-              <w:t xml:space="preserve">§164.308(a)(8)</w:t>
-            </w:r>
-          </w:p>
-        </w:tc>
-        <w:tc>
-          <w:tcPr>
-            <w:tcW w:type="dxa" w:w="1200"/>
-            <w:tcBorders>
-              <w:top w:val="single" w:color="8C8C8C" w:sz="6"/>
-              <w:left w:val="single" w:color="8C8C8C" w:sz="6"/>
-              <w:bottom w:val="single" w:color="8C8C8C" w:sz="6"/>
-              <w:right w:val="single" w:color="8C8C8C" w:sz="6"/>
-            </w:tcBorders>
-            <w:tcMar>
-              <w:top w:type="dxa" w:w="100"/>
-              <w:left w:type="dxa" w:w="140"/>
-              <w:bottom w:type="dxa" w:w="100"/>
-              <w:right w:type="dxa" w:w="140"/>
-            </w:tcMar>
-          </w:tcPr>
-          <w:p>
-            <w:pPr>
-              <w:spacing w:after="0"/>
-            </w:pPr>
-            <w:r>
-              <w:rPr>
-                <w:rFonts w:ascii="Calibri" w:cs="Calibri" w:eastAsia="Calibri" w:hAnsi="Calibri"/>
-                <w:color w:val="000000"/>
-                <w:sz w:val="20"/>
-                <w:szCs w:val="20"/>
-              </w:rPr>
-              <w:t xml:space="preserve">Recommended</w:t>
-            </w:r>
-          </w:p>
-        </w:tc>
-        <w:tc>
-          <w:tcPr>
-            <w:tcW w:type="dxa" w:w="2400"/>
-            <w:tcBorders>
-              <w:top w:val="single" w:color="8C8C8C" w:sz="6"/>
-              <w:left w:val="single" w:color="8C8C8C" w:sz="6"/>
-              <w:bottom w:val="single" w:color="8C8C8C" w:sz="6"/>
-              <w:right w:val="single" w:color="8C8C8C" w:sz="6"/>
-            </w:tcBorders>
-            <w:tcMar>
-              <w:top w:type="dxa" w:w="100"/>
-              <w:left w:type="dxa" w:w="140"/>
-              <w:bottom w:type="dxa" w:w="100"/>
-              <w:right w:type="dxa" w:w="140"/>
-            </w:tcMar>
-          </w:tcPr>
-          <w:p>
-            <w:pPr>
-              <w:spacing w:after="0"/>
-            </w:pPr>
-            <w:r>
-              <w:rPr>
-                <w:rFonts w:ascii="Calibri" w:cs="Calibri" w:eastAsia="Calibri" w:hAnsi="Calibri"/>
-                <w:color w:val="000000"/>
-                <w:sz w:val="20"/>
-                <w:szCs w:val="20"/>
-              </w:rPr>
-              <w:t xml:space="preserve">Leadership</w:t>
-            </w:r>
-          </w:p>
-        </w:tc>
-      </w:tr>
-    </w:tbl>
-    <w:p>
-      <w:pPr>
-        <w:spacing w:after="80"/>
-      </w:pPr>
-      <w:r>
-        <w:rPr>
-          <w:rFonts w:ascii="Calibri" w:cs="Calibri" w:eastAsia="Calibri" w:hAnsi="Calibri"/>
-          <w:sz w:val="22"/>
-          <w:szCs w:val="22"/>
-        </w:rPr>
-        <w:t xml:space="preserve"> </w:t>
-      </w:r>
-    </w:p>
-    <w:p>
-      <w:pPr>
-        <w:spacing w:after="120"/>
-      </w:pPr>
-      <w:r>
-        <w:rPr>
-          <w:rFonts w:ascii="Calibri" w:cs="Calibri" w:eastAsia="Calibri" w:hAnsi="Calibri"/>
-          <w:color w:val="000000"/>
-          <w:sz w:val="22"/>
-          <w:szCs w:val="22"/>
-        </w:rPr>
-        <w:t xml:space="preserve">None block BAA compliance. Items 1–4 hardening is gated to first hospital/insurer customer onboarding.</w:t>
-      </w:r>
-    </w:p>
-    <w:p>
-      <w:pPr>
-        <w:pStyle w:val="Heading1"/>
-        <w:spacing w:after="180" w:before="360"/>
-      </w:pPr>
-      <w:r>
-        <w:rPr>
-          <w:rFonts w:ascii="Calibri" w:cs="Calibri" w:eastAsia="Calibri" w:hAnsi="Calibri"/>
-          <w:b/>
-          <w:bCs/>
-          <w:color w:val="2E75B6"/>
-          <w:sz w:val="36"/>
-          <w:szCs w:val="36"/>
-        </w:rPr>
-        <w:t xml:space="preserve">12. KMS Key Inventory</w:t>
+        <w:t xml:space="preserve">11. KMS Key Inventory</w:t>
       </w:r>
     </w:p>
     <w:tbl>
@@ -6629,7 +5261,7 @@
           <w:sz w:val="36"/>
           <w:szCs w:val="36"/>
         </w:rPr>
-        <w:t xml:space="preserve">13. Sign-off</w:t>
+        <w:t xml:space="preserve">12. Sign-off</w:t>
       </w:r>
     </w:p>
     <w:p>
@@ -6643,7 +5275,7 @@
           <w:sz w:val="22"/>
           <w:szCs w:val="22"/>
         </w:rPr>
-        <w:t xml:space="preserve">The undersigned acknowledges the safeguards described, the signed AWS BAA, the gap-remediation timeline, and the continuous-verification mechanism.</w:t>
+        <w:t xml:space="preserve">The undersigned acknowledges the safeguards described, the signed AWS BAA, and the continuous-verification mechanism.</w:t>
       </w:r>
     </w:p>
     <w:p>
@@ -6877,7 +5509,7 @@
                 <w:sz w:val="20"/>
                 <w:szCs w:val="20"/>
               </w:rPr>
-              <w:t xml:space="preserve">Dhrumil Mehta</w:t>
+              <w:t xml:space="preserve"/>
             </w:r>
           </w:p>
         </w:tc>

--- a/docs/HIPAA-COMPLIANCE.docx
+++ b/docs/HIPAA-COMPLIANCE.docx
@@ -471,6 +471,70 @@
                 <w:sz w:val="20"/>
                 <w:szCs w:val="20"/>
               </w:rPr>
+              <w:t xml:space="preserve">Components</w:t>
+            </w:r>
+          </w:p>
+        </w:tc>
+        <w:tc>
+          <w:tcPr>
+            <w:tcW w:type="dxa" w:w="6720"/>
+            <w:tcBorders>
+              <w:top w:val="single" w:color="8C8C8C" w:sz="6"/>
+              <w:left w:val="single" w:color="8C8C8C" w:sz="6"/>
+              <w:bottom w:val="single" w:color="8C8C8C" w:sz="6"/>
+              <w:right w:val="single" w:color="8C8C8C" w:sz="6"/>
+            </w:tcBorders>
+            <w:tcMar>
+              <w:top w:type="dxa" w:w="100"/>
+              <w:left w:type="dxa" w:w="140"/>
+              <w:bottom w:type="dxa" w:w="100"/>
+              <w:right w:type="dxa" w:w="140"/>
+            </w:tcMar>
+          </w:tcPr>
+          <w:p>
+            <w:pPr>
+              <w:spacing w:after="0"/>
+            </w:pPr>
+            <w:r>
+              <w:rPr>
+                <w:rFonts w:ascii="Calibri" w:cs="Calibri" w:eastAsia="Calibri" w:hAnsi="Calibri"/>
+                <w:color w:val="000000"/>
+                <w:sz w:val="20"/>
+                <w:szCs w:val="20"/>
+              </w:rPr>
+              <w:t xml:space="preserve">Clinician app (frontend + backend), Admin console (frontend + shared backend), Bedrock AI</w:t>
+            </w:r>
+          </w:p>
+        </w:tc>
+      </w:tr>
+      <w:tr>
+        <w:tc>
+          <w:tcPr>
+            <w:tcW w:type="dxa" w:w="2640"/>
+            <w:tcBorders>
+              <w:top w:val="single" w:color="8C8C8C" w:sz="6"/>
+              <w:left w:val="single" w:color="8C8C8C" w:sz="6"/>
+              <w:bottom w:val="single" w:color="8C8C8C" w:sz="6"/>
+              <w:right w:val="single" w:color="8C8C8C" w:sz="6"/>
+            </w:tcBorders>
+            <w:tcMar>
+              <w:top w:type="dxa" w:w="100"/>
+              <w:left w:type="dxa" w:w="140"/>
+              <w:bottom w:type="dxa" w:w="100"/>
+              <w:right w:type="dxa" w:w="140"/>
+            </w:tcMar>
+          </w:tcPr>
+          <w:p>
+            <w:pPr>
+              <w:spacing w:after="0"/>
+            </w:pPr>
+            <w:r>
+              <w:rPr>
+                <w:rFonts w:ascii="Calibri" w:cs="Calibri" w:eastAsia="Calibri" w:hAnsi="Calibri"/>
+                <w:color w:val="000000"/>
+                <w:sz w:val="20"/>
+                <w:szCs w:val="20"/>
+              </w:rPr>
               <w:t xml:space="preserve">Standards</w:t>
             </w:r>
           </w:p>
@@ -599,7 +663,7 @@
           <w:sz w:val="22"/>
           <w:szCs w:val="22"/>
         </w:rPr>
-        <w:t xml:space="preserve">vocuone runs a clinical case-companion app processing PHI exclusively on HIPAA-eligible AWS services under a signed BAA. All technical safeguards are implemented as code in this Terraform repository and continuously verified by scripts/hipaa-encryption-audit.sh.</w:t>
+        <w:t xml:space="preserve">vocuone runs a clinical case-companion application (clinician web app + internal admin console + Bedrock-backed AI) processing PHI exclusively on HIPAA-eligible AWS services under a signed BAA. All technical safeguards are implemented as code in this Terraform repository and continuously verified by scripts/hipaa-encryption-audit.sh.</w:t>
       </w:r>
     </w:p>
     <w:tbl>
@@ -1040,7 +1104,572 @@
           <w:sz w:val="22"/>
           <w:szCs w:val="22"/>
         </w:rPr>
-        <w:t xml:space="preserve">In scope: AWS account 499290259511, us-east-1, stage + prod environments. Traffic path: client → CloudFront → API Gateway → ALB → ECS task → RDS / Bedrock / S3.</w:t>
+        <w:t xml:space="preserve">In scope: AWS account 499290259511, us-east-1, stage + prod environments. Three product surfaces share a single backend and data plane:</w:t>
+      </w:r>
+    </w:p>
+    <w:tbl>
+      <w:tblPr>
+        <w:tblW w:type="dxa" w:w="9360"/>
+        <w:tblBorders>
+          <w:top w:val="single" w:color="auto" w:sz="4"/>
+          <w:left w:val="single" w:color="auto" w:sz="4"/>
+          <w:bottom w:val="single" w:color="auto" w:sz="4"/>
+          <w:right w:val="single" w:color="auto" w:sz="4"/>
+          <w:insideH w:val="single" w:color="auto" w:sz="4"/>
+          <w:insideV w:val="single" w:color="auto" w:sz="4"/>
+        </w:tblBorders>
+      </w:tblPr>
+      <w:tblGrid>
+        <w:gridCol w:w="2160"/>
+        <w:gridCol w:w="2400"/>
+        <w:gridCol w:w="2640"/>
+        <w:gridCol w:w="2160"/>
+      </w:tblGrid>
+      <w:tr>
+        <w:trPr>
+          <w:tblHeader/>
+        </w:trPr>
+        <w:tc>
+          <w:tcPr>
+            <w:tcW w:type="dxa" w:w="2160"/>
+            <w:tcBorders>
+              <w:top w:val="single" w:color="8C8C8C" w:sz="6"/>
+              <w:left w:val="single" w:color="8C8C8C" w:sz="6"/>
+              <w:bottom w:val="single" w:color="8C8C8C" w:sz="6"/>
+              <w:right w:val="single" w:color="8C8C8C" w:sz="6"/>
+            </w:tcBorders>
+            <w:shd w:fill="2E75B6" w:val="clear"/>
+            <w:tcMar>
+              <w:top w:type="dxa" w:w="100"/>
+              <w:left w:type="dxa" w:w="140"/>
+              <w:bottom w:type="dxa" w:w="100"/>
+              <w:right w:type="dxa" w:w="140"/>
+            </w:tcMar>
+          </w:tcPr>
+          <w:p>
+            <w:pPr>
+              <w:spacing w:after="0"/>
+            </w:pPr>
+            <w:r>
+              <w:rPr>
+                <w:rFonts w:ascii="Calibri" w:cs="Calibri" w:eastAsia="Calibri" w:hAnsi="Calibri"/>
+                <w:b/>
+                <w:bCs/>
+                <w:color w:val="FFFFFF"/>
+                <w:sz w:val="20"/>
+                <w:szCs w:val="20"/>
+              </w:rPr>
+              <w:t xml:space="preserve">Surface</w:t>
+            </w:r>
+          </w:p>
+        </w:tc>
+        <w:tc>
+          <w:tcPr>
+            <w:tcW w:type="dxa" w:w="2400"/>
+            <w:tcBorders>
+              <w:top w:val="single" w:color="8C8C8C" w:sz="6"/>
+              <w:left w:val="single" w:color="8C8C8C" w:sz="6"/>
+              <w:bottom w:val="single" w:color="8C8C8C" w:sz="6"/>
+              <w:right w:val="single" w:color="8C8C8C" w:sz="6"/>
+            </w:tcBorders>
+            <w:shd w:fill="2E75B6" w:val="clear"/>
+            <w:tcMar>
+              <w:top w:type="dxa" w:w="100"/>
+              <w:left w:type="dxa" w:w="140"/>
+              <w:bottom w:type="dxa" w:w="100"/>
+              <w:right w:type="dxa" w:w="140"/>
+            </w:tcMar>
+          </w:tcPr>
+          <w:p>
+            <w:pPr>
+              <w:spacing w:after="0"/>
+            </w:pPr>
+            <w:r>
+              <w:rPr>
+                <w:rFonts w:ascii="Calibri" w:cs="Calibri" w:eastAsia="Calibri" w:hAnsi="Calibri"/>
+                <w:b/>
+                <w:bCs/>
+                <w:color w:val="FFFFFF"/>
+                <w:sz w:val="20"/>
+                <w:szCs w:val="20"/>
+              </w:rPr>
+              <w:t xml:space="preserve">Audience</w:t>
+            </w:r>
+          </w:p>
+        </w:tc>
+        <w:tc>
+          <w:tcPr>
+            <w:tcW w:type="dxa" w:w="2640"/>
+            <w:tcBorders>
+              <w:top w:val="single" w:color="8C8C8C" w:sz="6"/>
+              <w:left w:val="single" w:color="8C8C8C" w:sz="6"/>
+              <w:bottom w:val="single" w:color="8C8C8C" w:sz="6"/>
+              <w:right w:val="single" w:color="8C8C8C" w:sz="6"/>
+            </w:tcBorders>
+            <w:shd w:fill="2E75B6" w:val="clear"/>
+            <w:tcMar>
+              <w:top w:type="dxa" w:w="100"/>
+              <w:left w:type="dxa" w:w="140"/>
+              <w:bottom w:type="dxa" w:w="100"/>
+              <w:right w:type="dxa" w:w="140"/>
+            </w:tcMar>
+          </w:tcPr>
+          <w:p>
+            <w:pPr>
+              <w:spacing w:after="0"/>
+            </w:pPr>
+            <w:r>
+              <w:rPr>
+                <w:rFonts w:ascii="Calibri" w:cs="Calibri" w:eastAsia="Calibri" w:hAnsi="Calibri"/>
+                <w:b/>
+                <w:bCs/>
+                <w:color w:val="FFFFFF"/>
+                <w:sz w:val="20"/>
+                <w:szCs w:val="20"/>
+              </w:rPr>
+              <w:t xml:space="preserve">Frontend hosting</w:t>
+            </w:r>
+          </w:p>
+        </w:tc>
+        <w:tc>
+          <w:tcPr>
+            <w:tcW w:type="dxa" w:w="2160"/>
+            <w:tcBorders>
+              <w:top w:val="single" w:color="8C8C8C" w:sz="6"/>
+              <w:left w:val="single" w:color="8C8C8C" w:sz="6"/>
+              <w:bottom w:val="single" w:color="8C8C8C" w:sz="6"/>
+              <w:right w:val="single" w:color="8C8C8C" w:sz="6"/>
+            </w:tcBorders>
+            <w:shd w:fill="2E75B6" w:val="clear"/>
+            <w:tcMar>
+              <w:top w:type="dxa" w:w="100"/>
+              <w:left w:type="dxa" w:w="140"/>
+              <w:bottom w:type="dxa" w:w="100"/>
+              <w:right w:type="dxa" w:w="140"/>
+            </w:tcMar>
+          </w:tcPr>
+          <w:p>
+            <w:pPr>
+              <w:spacing w:after="0"/>
+            </w:pPr>
+            <w:r>
+              <w:rPr>
+                <w:rFonts w:ascii="Calibri" w:cs="Calibri" w:eastAsia="Calibri" w:hAnsi="Calibri"/>
+                <w:b/>
+                <w:bCs/>
+                <w:color w:val="FFFFFF"/>
+                <w:sz w:val="20"/>
+                <w:szCs w:val="20"/>
+              </w:rPr>
+              <w:t xml:space="preserve">Backend</w:t>
+            </w:r>
+          </w:p>
+        </w:tc>
+      </w:tr>
+      <w:tr>
+        <w:tc>
+          <w:tcPr>
+            <w:tcW w:type="dxa" w:w="2160"/>
+            <w:tcBorders>
+              <w:top w:val="single" w:color="8C8C8C" w:sz="6"/>
+              <w:left w:val="single" w:color="8C8C8C" w:sz="6"/>
+              <w:bottom w:val="single" w:color="8C8C8C" w:sz="6"/>
+              <w:right w:val="single" w:color="8C8C8C" w:sz="6"/>
+            </w:tcBorders>
+            <w:tcMar>
+              <w:top w:type="dxa" w:w="100"/>
+              <w:left w:type="dxa" w:w="140"/>
+              <w:bottom w:type="dxa" w:w="100"/>
+              <w:right w:type="dxa" w:w="140"/>
+            </w:tcMar>
+          </w:tcPr>
+          <w:p>
+            <w:pPr>
+              <w:spacing w:after="0"/>
+            </w:pPr>
+            <w:r>
+              <w:rPr>
+                <w:rFonts w:ascii="Calibri" w:cs="Calibri" w:eastAsia="Calibri" w:hAnsi="Calibri"/>
+                <w:color w:val="000000"/>
+                <w:sz w:val="20"/>
+                <w:szCs w:val="20"/>
+              </w:rPr>
+              <w:t xml:space="preserve">Clinician app</w:t>
+            </w:r>
+          </w:p>
+        </w:tc>
+        <w:tc>
+          <w:tcPr>
+            <w:tcW w:type="dxa" w:w="2400"/>
+            <w:tcBorders>
+              <w:top w:val="single" w:color="8C8C8C" w:sz="6"/>
+              <w:left w:val="single" w:color="8C8C8C" w:sz="6"/>
+              <w:bottom w:val="single" w:color="8C8C8C" w:sz="6"/>
+              <w:right w:val="single" w:color="8C8C8C" w:sz="6"/>
+            </w:tcBorders>
+            <w:tcMar>
+              <w:top w:type="dxa" w:w="100"/>
+              <w:left w:type="dxa" w:w="140"/>
+              <w:bottom w:type="dxa" w:w="100"/>
+              <w:right w:type="dxa" w:w="140"/>
+            </w:tcMar>
+          </w:tcPr>
+          <w:p>
+            <w:pPr>
+              <w:spacing w:after="0"/>
+            </w:pPr>
+            <w:r>
+              <w:rPr>
+                <w:rFonts w:ascii="Calibri" w:cs="Calibri" w:eastAsia="Calibri" w:hAnsi="Calibri"/>
+                <w:color w:val="000000"/>
+                <w:sz w:val="20"/>
+                <w:szCs w:val="20"/>
+              </w:rPr>
+              <w:t xml:space="preserve">Doctors / care team</w:t>
+            </w:r>
+          </w:p>
+        </w:tc>
+        <w:tc>
+          <w:tcPr>
+            <w:tcW w:type="dxa" w:w="2640"/>
+            <w:tcBorders>
+              <w:top w:val="single" w:color="8C8C8C" w:sz="6"/>
+              <w:left w:val="single" w:color="8C8C8C" w:sz="6"/>
+              <w:bottom w:val="single" w:color="8C8C8C" w:sz="6"/>
+              <w:right w:val="single" w:color="8C8C8C" w:sz="6"/>
+            </w:tcBorders>
+            <w:tcMar>
+              <w:top w:type="dxa" w:w="100"/>
+              <w:left w:type="dxa" w:w="140"/>
+              <w:bottom w:type="dxa" w:w="100"/>
+              <w:right w:type="dxa" w:w="140"/>
+            </w:tcMar>
+          </w:tcPr>
+          <w:p>
+            <w:pPr>
+              <w:spacing w:after="0"/>
+            </w:pPr>
+            <w:r>
+              <w:rPr>
+                <w:rFonts w:ascii="Calibri" w:cs="Calibri" w:eastAsia="Calibri" w:hAnsi="Calibri"/>
+                <w:color w:val="000000"/>
+                <w:sz w:val="20"/>
+                <w:szCs w:val="20"/>
+              </w:rPr>
+              <w:t xml:space="preserve">CloudFront + private S3 (OAC)</w:t>
+            </w:r>
+          </w:p>
+        </w:tc>
+        <w:tc>
+          <w:tcPr>
+            <w:tcW w:type="dxa" w:w="2160"/>
+            <w:tcBorders>
+              <w:top w:val="single" w:color="8C8C8C" w:sz="6"/>
+              <w:left w:val="single" w:color="8C8C8C" w:sz="6"/>
+              <w:bottom w:val="single" w:color="8C8C8C" w:sz="6"/>
+              <w:right w:val="single" w:color="8C8C8C" w:sz="6"/>
+            </w:tcBorders>
+            <w:tcMar>
+              <w:top w:type="dxa" w:w="100"/>
+              <w:left w:type="dxa" w:w="140"/>
+              <w:bottom w:type="dxa" w:w="100"/>
+              <w:right w:type="dxa" w:w="140"/>
+            </w:tcMar>
+          </w:tcPr>
+          <w:p>
+            <w:pPr>
+              <w:spacing w:after="0"/>
+            </w:pPr>
+            <w:r>
+              <w:rPr>
+                <w:rFonts w:ascii="Calibri" w:cs="Calibri" w:eastAsia="Calibri" w:hAnsi="Calibri"/>
+                <w:color w:val="000000"/>
+                <w:sz w:val="20"/>
+                <w:szCs w:val="20"/>
+              </w:rPr>
+              <w:t xml:space="preserve">Shared ECS API</w:t>
+            </w:r>
+          </w:p>
+        </w:tc>
+      </w:tr>
+      <w:tr>
+        <w:tc>
+          <w:tcPr>
+            <w:tcW w:type="dxa" w:w="2160"/>
+            <w:tcBorders>
+              <w:top w:val="single" w:color="8C8C8C" w:sz="6"/>
+              <w:left w:val="single" w:color="8C8C8C" w:sz="6"/>
+              <w:bottom w:val="single" w:color="8C8C8C" w:sz="6"/>
+              <w:right w:val="single" w:color="8C8C8C" w:sz="6"/>
+            </w:tcBorders>
+            <w:tcMar>
+              <w:top w:type="dxa" w:w="100"/>
+              <w:left w:type="dxa" w:w="140"/>
+              <w:bottom w:type="dxa" w:w="100"/>
+              <w:right w:type="dxa" w:w="140"/>
+            </w:tcMar>
+          </w:tcPr>
+          <w:p>
+            <w:pPr>
+              <w:spacing w:after="0"/>
+            </w:pPr>
+            <w:r>
+              <w:rPr>
+                <w:rFonts w:ascii="Calibri" w:cs="Calibri" w:eastAsia="Calibri" w:hAnsi="Calibri"/>
+                <w:color w:val="000000"/>
+                <w:sz w:val="20"/>
+                <w:szCs w:val="20"/>
+              </w:rPr>
+              <w:t xml:space="preserve">Admin console</w:t>
+            </w:r>
+          </w:p>
+        </w:tc>
+        <w:tc>
+          <w:tcPr>
+            <w:tcW w:type="dxa" w:w="2400"/>
+            <w:tcBorders>
+              <w:top w:val="single" w:color="8C8C8C" w:sz="6"/>
+              <w:left w:val="single" w:color="8C8C8C" w:sz="6"/>
+              <w:bottom w:val="single" w:color="8C8C8C" w:sz="6"/>
+              <w:right w:val="single" w:color="8C8C8C" w:sz="6"/>
+            </w:tcBorders>
+            <w:tcMar>
+              <w:top w:type="dxa" w:w="100"/>
+              <w:left w:type="dxa" w:w="140"/>
+              <w:bottom w:type="dxa" w:w="100"/>
+              <w:right w:type="dxa" w:w="140"/>
+            </w:tcMar>
+          </w:tcPr>
+          <w:p>
+            <w:pPr>
+              <w:spacing w:after="0"/>
+            </w:pPr>
+            <w:r>
+              <w:rPr>
+                <w:rFonts w:ascii="Calibri" w:cs="Calibri" w:eastAsia="Calibri" w:hAnsi="Calibri"/>
+                <w:color w:val="000000"/>
+                <w:sz w:val="20"/>
+                <w:szCs w:val="20"/>
+              </w:rPr>
+              <w:t xml:space="preserve">Internal operations</w:t>
+            </w:r>
+          </w:p>
+        </w:tc>
+        <w:tc>
+          <w:tcPr>
+            <w:tcW w:type="dxa" w:w="2640"/>
+            <w:tcBorders>
+              <w:top w:val="single" w:color="8C8C8C" w:sz="6"/>
+              <w:left w:val="single" w:color="8C8C8C" w:sz="6"/>
+              <w:bottom w:val="single" w:color="8C8C8C" w:sz="6"/>
+              <w:right w:val="single" w:color="8C8C8C" w:sz="6"/>
+            </w:tcBorders>
+            <w:tcMar>
+              <w:top w:type="dxa" w:w="100"/>
+              <w:left w:type="dxa" w:w="140"/>
+              <w:bottom w:type="dxa" w:w="100"/>
+              <w:right w:type="dxa" w:w="140"/>
+            </w:tcMar>
+          </w:tcPr>
+          <w:p>
+            <w:pPr>
+              <w:spacing w:after="0"/>
+            </w:pPr>
+            <w:r>
+              <w:rPr>
+                <w:rFonts w:ascii="Calibri" w:cs="Calibri" w:eastAsia="Calibri" w:hAnsi="Calibri"/>
+                <w:color w:val="000000"/>
+                <w:sz w:val="20"/>
+                <w:szCs w:val="20"/>
+              </w:rPr>
+              <w:t xml:space="preserve">CloudFront + private S3 (OAC)</w:t>
+            </w:r>
+          </w:p>
+        </w:tc>
+        <w:tc>
+          <w:tcPr>
+            <w:tcW w:type="dxa" w:w="2160"/>
+            <w:tcBorders>
+              <w:top w:val="single" w:color="8C8C8C" w:sz="6"/>
+              <w:left w:val="single" w:color="8C8C8C" w:sz="6"/>
+              <w:bottom w:val="single" w:color="8C8C8C" w:sz="6"/>
+              <w:right w:val="single" w:color="8C8C8C" w:sz="6"/>
+            </w:tcBorders>
+            <w:tcMar>
+              <w:top w:type="dxa" w:w="100"/>
+              <w:left w:type="dxa" w:w="140"/>
+              <w:bottom w:type="dxa" w:w="100"/>
+              <w:right w:type="dxa" w:w="140"/>
+            </w:tcMar>
+          </w:tcPr>
+          <w:p>
+            <w:pPr>
+              <w:spacing w:after="0"/>
+            </w:pPr>
+            <w:r>
+              <w:rPr>
+                <w:rFonts w:ascii="Calibri" w:cs="Calibri" w:eastAsia="Calibri" w:hAnsi="Calibri"/>
+                <w:color w:val="000000"/>
+                <w:sz w:val="20"/>
+                <w:szCs w:val="20"/>
+              </w:rPr>
+              <w:t xml:space="preserve">Shared ECS API</w:t>
+            </w:r>
+          </w:p>
+        </w:tc>
+      </w:tr>
+      <w:tr>
+        <w:tc>
+          <w:tcPr>
+            <w:tcW w:type="dxa" w:w="2160"/>
+            <w:tcBorders>
+              <w:top w:val="single" w:color="8C8C8C" w:sz="6"/>
+              <w:left w:val="single" w:color="8C8C8C" w:sz="6"/>
+              <w:bottom w:val="single" w:color="8C8C8C" w:sz="6"/>
+              <w:right w:val="single" w:color="8C8C8C" w:sz="6"/>
+            </w:tcBorders>
+            <w:tcMar>
+              <w:top w:type="dxa" w:w="100"/>
+              <w:left w:type="dxa" w:w="140"/>
+              <w:bottom w:type="dxa" w:w="100"/>
+              <w:right w:type="dxa" w:w="140"/>
+            </w:tcMar>
+          </w:tcPr>
+          <w:p>
+            <w:pPr>
+              <w:spacing w:after="0"/>
+            </w:pPr>
+            <w:r>
+              <w:rPr>
+                <w:rFonts w:ascii="Calibri" w:cs="Calibri" w:eastAsia="Calibri" w:hAnsi="Calibri"/>
+                <w:color w:val="000000"/>
+                <w:sz w:val="20"/>
+                <w:szCs w:val="20"/>
+              </w:rPr>
+              <w:t xml:space="preserve">AI / KB</w:t>
+            </w:r>
+          </w:p>
+        </w:tc>
+        <w:tc>
+          <w:tcPr>
+            <w:tcW w:type="dxa" w:w="2400"/>
+            <w:tcBorders>
+              <w:top w:val="single" w:color="8C8C8C" w:sz="6"/>
+              <w:left w:val="single" w:color="8C8C8C" w:sz="6"/>
+              <w:bottom w:val="single" w:color="8C8C8C" w:sz="6"/>
+              <w:right w:val="single" w:color="8C8C8C" w:sz="6"/>
+            </w:tcBorders>
+            <w:tcMar>
+              <w:top w:type="dxa" w:w="100"/>
+              <w:left w:type="dxa" w:w="140"/>
+              <w:bottom w:type="dxa" w:w="100"/>
+              <w:right w:type="dxa" w:w="140"/>
+            </w:tcMar>
+          </w:tcPr>
+          <w:p>
+            <w:pPr>
+              <w:spacing w:after="0"/>
+            </w:pPr>
+            <w:r>
+              <w:rPr>
+                <w:rFonts w:ascii="Calibri" w:cs="Calibri" w:eastAsia="Calibri" w:hAnsi="Calibri"/>
+                <w:color w:val="000000"/>
+                <w:sz w:val="20"/>
+                <w:szCs w:val="20"/>
+              </w:rPr>
+              <w:t xml:space="preserve">(Server-side only)</w:t>
+            </w:r>
+          </w:p>
+        </w:tc>
+        <w:tc>
+          <w:tcPr>
+            <w:tcW w:type="dxa" w:w="2640"/>
+            <w:tcBorders>
+              <w:top w:val="single" w:color="8C8C8C" w:sz="6"/>
+              <w:left w:val="single" w:color="8C8C8C" w:sz="6"/>
+              <w:bottom w:val="single" w:color="8C8C8C" w:sz="6"/>
+              <w:right w:val="single" w:color="8C8C8C" w:sz="6"/>
+            </w:tcBorders>
+            <w:tcMar>
+              <w:top w:type="dxa" w:w="100"/>
+              <w:left w:type="dxa" w:w="140"/>
+              <w:bottom w:type="dxa" w:w="100"/>
+              <w:right w:type="dxa" w:w="140"/>
+            </w:tcMar>
+          </w:tcPr>
+          <w:p>
+            <w:pPr>
+              <w:spacing w:after="0"/>
+            </w:pPr>
+            <w:r>
+              <w:rPr>
+                <w:rFonts w:ascii="Calibri" w:cs="Calibri" w:eastAsia="Calibri" w:hAnsi="Calibri"/>
+                <w:color w:val="000000"/>
+                <w:sz w:val="20"/>
+                <w:szCs w:val="20"/>
+              </w:rPr>
+              <w:t xml:space="preserve">n/a</w:t>
+            </w:r>
+          </w:p>
+        </w:tc>
+        <w:tc>
+          <w:tcPr>
+            <w:tcW w:type="dxa" w:w="2160"/>
+            <w:tcBorders>
+              <w:top w:val="single" w:color="8C8C8C" w:sz="6"/>
+              <w:left w:val="single" w:color="8C8C8C" w:sz="6"/>
+              <w:bottom w:val="single" w:color="8C8C8C" w:sz="6"/>
+              <w:right w:val="single" w:color="8C8C8C" w:sz="6"/>
+            </w:tcBorders>
+            <w:tcMar>
+              <w:top w:type="dxa" w:w="100"/>
+              <w:left w:type="dxa" w:w="140"/>
+              <w:bottom w:type="dxa" w:w="100"/>
+              <w:right w:type="dxa" w:w="140"/>
+            </w:tcMar>
+          </w:tcPr>
+          <w:p>
+            <w:pPr>
+              <w:spacing w:after="0"/>
+            </w:pPr>
+            <w:r>
+              <w:rPr>
+                <w:rFonts w:ascii="Calibri" w:cs="Calibri" w:eastAsia="Calibri" w:hAnsi="Calibri"/>
+                <w:color w:val="000000"/>
+                <w:sz w:val="20"/>
+                <w:szCs w:val="20"/>
+              </w:rPr>
+              <w:t xml:space="preserve">Bedrock + Bedrock Agent + KB</w:t>
+            </w:r>
+          </w:p>
+        </w:tc>
+      </w:tr>
+    </w:tbl>
+    <w:p>
+      <w:pPr>
+        <w:spacing w:after="80"/>
+      </w:pPr>
+      <w:r>
+        <w:rPr>
+          <w:rFonts w:ascii="Calibri" w:cs="Calibri" w:eastAsia="Calibri" w:hAnsi="Calibri"/>
+          <w:sz w:val="22"/>
+          <w:szCs w:val="22"/>
+        </w:rPr>
+        <w:t xml:space="preserve"> </w:t>
+      </w:r>
+    </w:p>
+    <w:p>
+      <w:pPr>
+        <w:spacing w:after="120"/>
+      </w:pPr>
+      <w:r>
+        <w:rPr>
+          <w:rFonts w:ascii="Calibri" w:cs="Calibri" w:eastAsia="Calibri" w:hAnsi="Calibri"/>
+          <w:color w:val="000000"/>
+          <w:sz w:val="22"/>
+          <w:szCs w:val="22"/>
+        </w:rPr>
+        <w:t xml:space="preserve">Traffic path: client → CloudFront (frontend static assets) AND client → API Gateway → ALB → ECS task → RDS / Bedrock / S3.</w:t>
       </w:r>
     </w:p>
     <w:p>
@@ -1085,7 +1714,7 @@
           <w:sz w:val="16"/>
           <w:szCs w:val="16"/>
         </w:rPr>
-        <w:t xml:space="preserve">[Browser] —TLS1.2+→ [CloudFront] —TLS→ [ALB :443]</w:t>
+        <w:t xml:space="preserve">                          ┌── CloudFront (clinician) ─► S3 app bucket (private, OAC)</w:t>
       </w:r>
     </w:p>
     <w:p>
@@ -1099,7 +1728,7 @@
           <w:sz w:val="16"/>
           <w:szCs w:val="16"/>
         </w:rPr>
-        <w:t xml:space="preserve">[Browser] —TLS1.2+→ [API Gateway] —HTTP*→ [ALB :80] —HTTP→ [ECS task]</w:t>
+        <w:t xml:space="preserve">[Clinician] —TLS1.2+─────┤</w:t>
       </w:r>
     </w:p>
     <w:p>
@@ -1113,7 +1742,7 @@
           <w:sz w:val="16"/>
           <w:szCs w:val="16"/>
         </w:rPr>
-        <w:t xml:space="preserve">                                                              │</w:t>
+        <w:t xml:space="preserve">                          └── API Gateway ─HTTP*─► ALB:80 ─► ECS task ──┐</w:t>
       </w:r>
     </w:p>
     <w:p>
@@ -1127,7 +1756,7 @@
           <w:sz w:val="16"/>
           <w:szCs w:val="16"/>
         </w:rPr>
-        <w:t xml:space="preserve">       ┌──────────────────────────────────────────────────────┤</w:t>
+        <w:t xml:space="preserve">                                                                         │</w:t>
       </w:r>
     </w:p>
     <w:p>
@@ -1141,7 +1770,7 @@
           <w:sz w:val="16"/>
           <w:szCs w:val="16"/>
         </w:rPr>
-        <w:t xml:space="preserve">       ▼                ▼                ▼                    ▼</w:t>
+        <w:t xml:space="preserve">                          ┌── CloudFront (admin) ────► S3 admin bucket (private, OAC)</w:t>
       </w:r>
     </w:p>
     <w:p>
@@ -1155,7 +1784,7 @@
           <w:sz w:val="16"/>
           <w:szCs w:val="16"/>
         </w:rPr>
-        <w:t xml:space="preserve">  [RDS Postgres]   [Bedrock KB]    [Secrets Mgr]      [CloudWatch Logs]</w:t>
+        <w:t xml:space="preserve">[Admin operator] —TLS1.2+─┤</w:t>
       </w:r>
     </w:p>
     <w:p>
@@ -1169,7 +1798,7 @@
           <w:sz w:val="16"/>
           <w:szCs w:val="16"/>
         </w:rPr>
-        <w:t xml:space="preserve">   (CMK, TLS)      (SSE-S3)         (CMK)             (CMK, 7yr ret.)</w:t>
+        <w:t xml:space="preserve">                          └── API Gateway ─HTTP*─► ALB:80 ─► ECS task ──┤</w:t>
       </w:r>
     </w:p>
     <w:p>
@@ -1183,7 +1812,7 @@
           <w:sz w:val="16"/>
           <w:szCs w:val="16"/>
         </w:rPr>
-        <w:t xml:space="preserve">       │                                                      ▲</w:t>
+        <w:t xml:space="preserve">                                                                         │</w:t>
       </w:r>
     </w:p>
     <w:p>
@@ -1197,7 +1826,7 @@
           <w:sz w:val="16"/>
           <w:szCs w:val="16"/>
         </w:rPr>
-        <w:t xml:space="preserve">       └──► Automated backups + AWS Backup vault (CMK)        │</w:t>
+        <w:t xml:space="preserve">              ┌──────────────────┬──────────────────┬───────────────────┤</w:t>
       </w:r>
     </w:p>
     <w:p>
@@ -1211,7 +1840,7 @@
           <w:sz w:val="16"/>
           <w:szCs w:val="16"/>
         </w:rPr>
-        <w:t xml:space="preserve">                                                              │</w:t>
+        <w:t xml:space="preserve">              ▼                  ▼                  ▼                   ▼</w:t>
       </w:r>
     </w:p>
     <w:p>
@@ -1225,7 +1854,7 @@
           <w:sz w:val="16"/>
           <w:szCs w:val="16"/>
         </w:rPr>
-        <w:t xml:space="preserve">[All API calls] ────────────────────► [CloudTrail S3 (CMK) + CWL tail]</w:t>
+        <w:t xml:space="preserve">         [RDS Postgres]    [Bedrock KB]      [Secrets Mgr]      [CloudWatch Logs]</w:t>
       </w:r>
     </w:p>
     <w:p>
@@ -1239,7 +1868,7 @@
           <w:sz w:val="16"/>
           <w:szCs w:val="16"/>
         </w:rPr>
-        <w:t xml:space="preserve"/>
+        <w:t xml:space="preserve">         (Multi-AZ, CMK,    (S3 SSE-S3)        (CMK)             (CMK, 7yr ret.)</w:t>
       </w:r>
     </w:p>
     <w:p>
@@ -1253,7 +1882,7 @@
           <w:sz w:val="16"/>
           <w:szCs w:val="16"/>
         </w:rPr>
-        <w:t xml:space="preserve">* API Gateway → ALB :80 hop is plaintext on AWS-internal network only;</w:t>
+        <w:t xml:space="preserve">          force_ssl)              │                                     ▲</w:t>
       </w:r>
     </w:p>
     <w:p>
@@ -1267,7 +1896,105 @@
           <w:sz w:val="16"/>
           <w:szCs w:val="16"/>
         </w:rPr>
+        <w:t xml:space="preserve">              │                   │                                     │</w:t>
+      </w:r>
+    </w:p>
+    <w:p>
+      <w:pPr>
+        <w:shd w:fill="F2F2F2" w:val="clear"/>
+        <w:spacing w:after="60"/>
+      </w:pPr>
+      <w:r>
+        <w:rPr>
+          <w:rFonts w:ascii="Consolas" w:cs="Consolas" w:eastAsia="Consolas" w:hAnsi="Consolas"/>
+          <w:sz w:val="16"/>
+          <w:szCs w:val="16"/>
+        </w:rPr>
+        <w:t xml:space="preserve">              └──► AWS Backup vault (CMK) + automated snapshots         │</w:t>
+      </w:r>
+    </w:p>
+    <w:p>
+      <w:pPr>
+        <w:shd w:fill="F2F2F2" w:val="clear"/>
+        <w:spacing w:after="60"/>
+      </w:pPr>
+      <w:r>
+        <w:rPr>
+          <w:rFonts w:ascii="Consolas" w:cs="Consolas" w:eastAsia="Consolas" w:hAnsi="Consolas"/>
+          <w:sz w:val="16"/>
+          <w:szCs w:val="16"/>
+        </w:rPr>
+        <w:t xml:space="preserve">                                                                        │</w:t>
+      </w:r>
+    </w:p>
+    <w:p>
+      <w:pPr>
+        <w:shd w:fill="F2F2F2" w:val="clear"/>
+        <w:spacing w:after="60"/>
+      </w:pPr>
+      <w:r>
+        <w:rPr>
+          <w:rFonts w:ascii="Consolas" w:cs="Consolas" w:eastAsia="Consolas" w:hAnsi="Consolas"/>
+          <w:sz w:val="16"/>
+          <w:szCs w:val="16"/>
+        </w:rPr>
+        <w:t xml:space="preserve">[All AWS API calls] ─────────────────────► [CloudTrail S3 (CMK) + CWL tail]</w:t>
+      </w:r>
+    </w:p>
+    <w:p>
+      <w:pPr>
+        <w:shd w:fill="F2F2F2" w:val="clear"/>
+        <w:spacing w:after="60"/>
+      </w:pPr>
+      <w:r>
+        <w:rPr>
+          <w:rFonts w:ascii="Consolas" w:cs="Consolas" w:eastAsia="Consolas" w:hAnsi="Consolas"/>
+          <w:sz w:val="16"/>
+          <w:szCs w:val="16"/>
+        </w:rPr>
+        <w:t xml:space="preserve"/>
+      </w:r>
+    </w:p>
+    <w:p>
+      <w:pPr>
+        <w:shd w:fill="F2F2F2" w:val="clear"/>
+        <w:spacing w:after="60"/>
+      </w:pPr>
+      <w:r>
+        <w:rPr>
+          <w:rFonts w:ascii="Consolas" w:cs="Consolas" w:eastAsia="Consolas" w:hAnsi="Consolas"/>
+          <w:sz w:val="16"/>
+          <w:szCs w:val="16"/>
+        </w:rPr>
+        <w:t xml:space="preserve">* API Gateway → ALB :80 hop is plaintext on AWS-internal network only;</w:t>
+      </w:r>
+    </w:p>
+    <w:p>
+      <w:pPr>
+        <w:shd w:fill="F2F2F2" w:val="clear"/>
+        <w:spacing w:after="60"/>
+      </w:pPr>
+      <w:r>
+        <w:rPr>
+          <w:rFonts w:ascii="Consolas" w:cs="Consolas" w:eastAsia="Consolas" w:hAnsi="Consolas"/>
+          <w:sz w:val="16"/>
+          <w:szCs w:val="16"/>
+        </w:rPr>
         <w:t xml:space="preserve">  gated by WAF requiring X-Gateway-Secret header. Direct-to-ALB blocked.</w:t>
+      </w:r>
+    </w:p>
+    <w:p>
+      <w:pPr>
+        <w:shd w:fill="F2F2F2" w:val="clear"/>
+        <w:spacing w:after="60"/>
+      </w:pPr>
+      <w:r>
+        <w:rPr>
+          <w:rFonts w:ascii="Consolas" w:cs="Consolas" w:eastAsia="Consolas" w:hAnsi="Consolas"/>
+          <w:sz w:val="16"/>
+          <w:szCs w:val="16"/>
+        </w:rPr>
+        <w:t xml:space="preserve">* Both S3 frontend buckets contain only static JS/CSS — no PHI at rest.</w:t>
       </w:r>
     </w:p>
     <w:p>
@@ -1447,7 +2174,7 @@
                 <w:sz w:val="20"/>
                 <w:szCs w:val="20"/>
               </w:rPr>
-              <w:t xml:space="preserve">PHI?</w:t>
+              <w:t xml:space="preserve">PHI at rest?</w:t>
             </w:r>
           </w:p>
         </w:tc>
@@ -1511,7 +2238,7 @@
                 <w:sz w:val="20"/>
                 <w:szCs w:val="20"/>
               </w:rPr>
-              <w:t xml:space="preserve">App compute</w:t>
+              <w:t xml:space="preserve">App compute (shared backend)</w:t>
             </w:r>
           </w:p>
         </w:tc>
@@ -1670,7 +2397,7 @@
                 <w:sz w:val="20"/>
                 <w:szCs w:val="20"/>
               </w:rPr>
-              <w:t xml:space="preserve">S3 (KB buckets)</w:t>
+              <w:t xml:space="preserve">S3 — KB buckets (3)</w:t>
             </w:r>
           </w:p>
         </w:tc>
@@ -1701,7 +2428,7 @@
                 <w:sz w:val="20"/>
                 <w:szCs w:val="20"/>
               </w:rPr>
-              <w:t xml:space="preserve">KB documents</w:t>
+              <w:t xml:space="preserve">Bedrock KB documents</w:t>
             </w:r>
           </w:p>
         </w:tc>
@@ -1765,7 +2492,7 @@
                 <w:sz w:val="20"/>
                 <w:szCs w:val="20"/>
               </w:rPr>
-              <w:t xml:space="preserve">Bedrock + Bedrock Agents</w:t>
+              <w:t xml:space="preserve">S3 — Clinician app frontend</w:t>
             </w:r>
           </w:p>
         </w:tc>
@@ -1796,7 +2523,7 @@
                 <w:sz w:val="20"/>
                 <w:szCs w:val="20"/>
               </w:rPr>
-              <w:t xml:space="preserve">LLM inference, KB retrieval</w:t>
+              <w:t xml:space="preserve">Static React build (JS/CSS only)</w:t>
             </w:r>
           </w:p>
         </w:tc>
@@ -1827,7 +2554,7 @@
                 <w:sz w:val="20"/>
                 <w:szCs w:val="20"/>
               </w:rPr>
-              <w:t xml:space="preserve">In-flight + retrieval</w:t>
+              <w:t xml:space="preserve">None</w:t>
             </w:r>
           </w:p>
         </w:tc>
@@ -1860,7 +2587,7 @@
                 <w:sz w:val="20"/>
                 <w:szCs w:val="20"/>
               </w:rPr>
-              <w:t xml:space="preserve">CloudFront + API Gateway + ALB + WAF</w:t>
+              <w:t xml:space="preserve">S3 — Admin console frontend</w:t>
             </w:r>
           </w:p>
         </w:tc>
@@ -1891,7 +2618,7 @@
                 <w:sz w:val="20"/>
                 <w:szCs w:val="20"/>
               </w:rPr>
-              <w:t xml:space="preserve">Public ingress</w:t>
+              <w:t xml:space="preserve">Static React build (JS/CSS only)</w:t>
             </w:r>
           </w:p>
         </w:tc>
@@ -1922,7 +2649,7 @@
                 <w:sz w:val="20"/>
                 <w:szCs w:val="20"/>
               </w:rPr>
-              <w:t xml:space="preserve">In-flight</w:t>
+              <w:t xml:space="preserve">None</w:t>
             </w:r>
           </w:p>
         </w:tc>
@@ -1955,7 +2682,7 @@
                 <w:sz w:val="20"/>
                 <w:szCs w:val="20"/>
               </w:rPr>
-              <w:t xml:space="preserve">Lambda</w:t>
+              <w:t xml:space="preserve">CloudFront (× 2 — app + admin)</w:t>
             </w:r>
           </w:p>
         </w:tc>
@@ -1986,7 +2713,7 @@
                 <w:sz w:val="20"/>
                 <w:szCs w:val="20"/>
               </w:rPr>
-              <w:t xml:space="preserve">CodeDeploy hook, Synthetics canary</w:t>
+              <w:t xml:space="preserve">Frontend CDN with TLS 1.2+</w:t>
             </w:r>
           </w:p>
         </w:tc>
@@ -2017,7 +2744,7 @@
                 <w:sz w:val="20"/>
                 <w:szCs w:val="20"/>
               </w:rPr>
-              <w:t xml:space="preserve">No</w:t>
+              <w:t xml:space="preserve">In-flight</w:t>
             </w:r>
           </w:p>
         </w:tc>
@@ -2050,7 +2777,7 @@
                 <w:sz w:val="20"/>
                 <w:szCs w:val="20"/>
               </w:rPr>
-              <w:t xml:space="preserve">CloudWatch + CloudTrail</w:t>
+              <w:t xml:space="preserve">Bedrock + Bedrock Agents</w:t>
             </w:r>
           </w:p>
         </w:tc>
@@ -2081,7 +2808,7 @@
                 <w:sz w:val="20"/>
                 <w:szCs w:val="20"/>
               </w:rPr>
-              <w:t xml:space="preserve">Audit + logs</w:t>
+              <w:t xml:space="preserve">LLM inference, KB retrieval</w:t>
             </w:r>
           </w:p>
         </w:tc>
@@ -2112,7 +2839,7 @@
                 <w:sz w:val="20"/>
                 <w:szCs w:val="20"/>
               </w:rPr>
-              <w:t xml:space="preserve">Durable (audit)</w:t>
+              <w:t xml:space="preserve">In-flight + retrieval</w:t>
             </w:r>
           </w:p>
         </w:tc>
@@ -2145,6 +2872,291 @@
                 <w:sz w:val="20"/>
                 <w:szCs w:val="20"/>
               </w:rPr>
+              <w:t xml:space="preserve">API Gateway + ALB + WAF</w:t>
+            </w:r>
+          </w:p>
+        </w:tc>
+        <w:tc>
+          <w:tcPr>
+            <w:tcW w:type="dxa" w:w="4560"/>
+            <w:tcBorders>
+              <w:top w:val="single" w:color="8C8C8C" w:sz="6"/>
+              <w:left w:val="single" w:color="8C8C8C" w:sz="6"/>
+              <w:bottom w:val="single" w:color="8C8C8C" w:sz="6"/>
+              <w:right w:val="single" w:color="8C8C8C" w:sz="6"/>
+            </w:tcBorders>
+            <w:tcMar>
+              <w:top w:type="dxa" w:w="100"/>
+              <w:left w:type="dxa" w:w="140"/>
+              <w:bottom w:type="dxa" w:w="100"/>
+              <w:right w:type="dxa" w:w="140"/>
+            </w:tcMar>
+          </w:tcPr>
+          <w:p>
+            <w:pPr>
+              <w:spacing w:after="0"/>
+            </w:pPr>
+            <w:r>
+              <w:rPr>
+                <w:rFonts w:ascii="Calibri" w:cs="Calibri" w:eastAsia="Calibri" w:hAnsi="Calibri"/>
+                <w:color w:val="000000"/>
+                <w:sz w:val="20"/>
+                <w:szCs w:val="20"/>
+              </w:rPr>
+              <w:t xml:space="preserve">Public API ingress</w:t>
+            </w:r>
+          </w:p>
+        </w:tc>
+        <w:tc>
+          <w:tcPr>
+            <w:tcW w:type="dxa" w:w="1920"/>
+            <w:tcBorders>
+              <w:top w:val="single" w:color="8C8C8C" w:sz="6"/>
+              <w:left w:val="single" w:color="8C8C8C" w:sz="6"/>
+              <w:bottom w:val="single" w:color="8C8C8C" w:sz="6"/>
+              <w:right w:val="single" w:color="8C8C8C" w:sz="6"/>
+            </w:tcBorders>
+            <w:tcMar>
+              <w:top w:type="dxa" w:w="100"/>
+              <w:left w:type="dxa" w:w="140"/>
+              <w:bottom w:type="dxa" w:w="100"/>
+              <w:right w:type="dxa" w:w="140"/>
+            </w:tcMar>
+          </w:tcPr>
+          <w:p>
+            <w:pPr>
+              <w:spacing w:after="0"/>
+            </w:pPr>
+            <w:r>
+              <w:rPr>
+                <w:rFonts w:ascii="Calibri" w:cs="Calibri" w:eastAsia="Calibri" w:hAnsi="Calibri"/>
+                <w:color w:val="000000"/>
+                <w:sz w:val="20"/>
+                <w:szCs w:val="20"/>
+              </w:rPr>
+              <w:t xml:space="preserve">In-flight</w:t>
+            </w:r>
+          </w:p>
+        </w:tc>
+      </w:tr>
+      <w:tr>
+        <w:tc>
+          <w:tcPr>
+            <w:tcW w:type="dxa" w:w="2880"/>
+            <w:tcBorders>
+              <w:top w:val="single" w:color="8C8C8C" w:sz="6"/>
+              <w:left w:val="single" w:color="8C8C8C" w:sz="6"/>
+              <w:bottom w:val="single" w:color="8C8C8C" w:sz="6"/>
+              <w:right w:val="single" w:color="8C8C8C" w:sz="6"/>
+            </w:tcBorders>
+            <w:tcMar>
+              <w:top w:type="dxa" w:w="100"/>
+              <w:left w:type="dxa" w:w="140"/>
+              <w:bottom w:type="dxa" w:w="100"/>
+              <w:right w:type="dxa" w:w="140"/>
+            </w:tcMar>
+          </w:tcPr>
+          <w:p>
+            <w:pPr>
+              <w:spacing w:after="0"/>
+            </w:pPr>
+            <w:r>
+              <w:rPr>
+                <w:rFonts w:ascii="Calibri" w:cs="Calibri" w:eastAsia="Calibri" w:hAnsi="Calibri"/>
+                <w:color w:val="000000"/>
+                <w:sz w:val="20"/>
+                <w:szCs w:val="20"/>
+              </w:rPr>
+              <w:t xml:space="preserve">Lambda</w:t>
+            </w:r>
+          </w:p>
+        </w:tc>
+        <w:tc>
+          <w:tcPr>
+            <w:tcW w:type="dxa" w:w="4560"/>
+            <w:tcBorders>
+              <w:top w:val="single" w:color="8C8C8C" w:sz="6"/>
+              <w:left w:val="single" w:color="8C8C8C" w:sz="6"/>
+              <w:bottom w:val="single" w:color="8C8C8C" w:sz="6"/>
+              <w:right w:val="single" w:color="8C8C8C" w:sz="6"/>
+            </w:tcBorders>
+            <w:tcMar>
+              <w:top w:type="dxa" w:w="100"/>
+              <w:left w:type="dxa" w:w="140"/>
+              <w:bottom w:type="dxa" w:w="100"/>
+              <w:right w:type="dxa" w:w="140"/>
+            </w:tcMar>
+          </w:tcPr>
+          <w:p>
+            <w:pPr>
+              <w:spacing w:after="0"/>
+            </w:pPr>
+            <w:r>
+              <w:rPr>
+                <w:rFonts w:ascii="Calibri" w:cs="Calibri" w:eastAsia="Calibri" w:hAnsi="Calibri"/>
+                <w:color w:val="000000"/>
+                <w:sz w:val="20"/>
+                <w:szCs w:val="20"/>
+              </w:rPr>
+              <w:t xml:space="preserve">CodeDeploy hook, Synthetics canary</w:t>
+            </w:r>
+          </w:p>
+        </w:tc>
+        <w:tc>
+          <w:tcPr>
+            <w:tcW w:type="dxa" w:w="1920"/>
+            <w:tcBorders>
+              <w:top w:val="single" w:color="8C8C8C" w:sz="6"/>
+              <w:left w:val="single" w:color="8C8C8C" w:sz="6"/>
+              <w:bottom w:val="single" w:color="8C8C8C" w:sz="6"/>
+              <w:right w:val="single" w:color="8C8C8C" w:sz="6"/>
+            </w:tcBorders>
+            <w:tcMar>
+              <w:top w:type="dxa" w:w="100"/>
+              <w:left w:type="dxa" w:w="140"/>
+              <w:bottom w:type="dxa" w:w="100"/>
+              <w:right w:type="dxa" w:w="140"/>
+            </w:tcMar>
+          </w:tcPr>
+          <w:p>
+            <w:pPr>
+              <w:spacing w:after="0"/>
+            </w:pPr>
+            <w:r>
+              <w:rPr>
+                <w:rFonts w:ascii="Calibri" w:cs="Calibri" w:eastAsia="Calibri" w:hAnsi="Calibri"/>
+                <w:color w:val="000000"/>
+                <w:sz w:val="20"/>
+                <w:szCs w:val="20"/>
+              </w:rPr>
+              <w:t xml:space="preserve">No</w:t>
+            </w:r>
+          </w:p>
+        </w:tc>
+      </w:tr>
+      <w:tr>
+        <w:tc>
+          <w:tcPr>
+            <w:tcW w:type="dxa" w:w="2880"/>
+            <w:tcBorders>
+              <w:top w:val="single" w:color="8C8C8C" w:sz="6"/>
+              <w:left w:val="single" w:color="8C8C8C" w:sz="6"/>
+              <w:bottom w:val="single" w:color="8C8C8C" w:sz="6"/>
+              <w:right w:val="single" w:color="8C8C8C" w:sz="6"/>
+            </w:tcBorders>
+            <w:tcMar>
+              <w:top w:type="dxa" w:w="100"/>
+              <w:left w:type="dxa" w:w="140"/>
+              <w:bottom w:type="dxa" w:w="100"/>
+              <w:right w:type="dxa" w:w="140"/>
+            </w:tcMar>
+          </w:tcPr>
+          <w:p>
+            <w:pPr>
+              <w:spacing w:after="0"/>
+            </w:pPr>
+            <w:r>
+              <w:rPr>
+                <w:rFonts w:ascii="Calibri" w:cs="Calibri" w:eastAsia="Calibri" w:hAnsi="Calibri"/>
+                <w:color w:val="000000"/>
+                <w:sz w:val="20"/>
+                <w:szCs w:val="20"/>
+              </w:rPr>
+              <w:t xml:space="preserve">CloudWatch + CloudTrail</w:t>
+            </w:r>
+          </w:p>
+        </w:tc>
+        <w:tc>
+          <w:tcPr>
+            <w:tcW w:type="dxa" w:w="4560"/>
+            <w:tcBorders>
+              <w:top w:val="single" w:color="8C8C8C" w:sz="6"/>
+              <w:left w:val="single" w:color="8C8C8C" w:sz="6"/>
+              <w:bottom w:val="single" w:color="8C8C8C" w:sz="6"/>
+              <w:right w:val="single" w:color="8C8C8C" w:sz="6"/>
+            </w:tcBorders>
+            <w:tcMar>
+              <w:top w:type="dxa" w:w="100"/>
+              <w:left w:type="dxa" w:w="140"/>
+              <w:bottom w:type="dxa" w:w="100"/>
+              <w:right w:type="dxa" w:w="140"/>
+            </w:tcMar>
+          </w:tcPr>
+          <w:p>
+            <w:pPr>
+              <w:spacing w:after="0"/>
+            </w:pPr>
+            <w:r>
+              <w:rPr>
+                <w:rFonts w:ascii="Calibri" w:cs="Calibri" w:eastAsia="Calibri" w:hAnsi="Calibri"/>
+                <w:color w:val="000000"/>
+                <w:sz w:val="20"/>
+                <w:szCs w:val="20"/>
+              </w:rPr>
+              <w:t xml:space="preserve">Audit + logs</w:t>
+            </w:r>
+          </w:p>
+        </w:tc>
+        <w:tc>
+          <w:tcPr>
+            <w:tcW w:type="dxa" w:w="1920"/>
+            <w:tcBorders>
+              <w:top w:val="single" w:color="8C8C8C" w:sz="6"/>
+              <w:left w:val="single" w:color="8C8C8C" w:sz="6"/>
+              <w:bottom w:val="single" w:color="8C8C8C" w:sz="6"/>
+              <w:right w:val="single" w:color="8C8C8C" w:sz="6"/>
+            </w:tcBorders>
+            <w:tcMar>
+              <w:top w:type="dxa" w:w="100"/>
+              <w:left w:type="dxa" w:w="140"/>
+              <w:bottom w:type="dxa" w:w="100"/>
+              <w:right w:type="dxa" w:w="140"/>
+            </w:tcMar>
+          </w:tcPr>
+          <w:p>
+            <w:pPr>
+              <w:spacing w:after="0"/>
+            </w:pPr>
+            <w:r>
+              <w:rPr>
+                <w:rFonts w:ascii="Calibri" w:cs="Calibri" w:eastAsia="Calibri" w:hAnsi="Calibri"/>
+                <w:color w:val="000000"/>
+                <w:sz w:val="20"/>
+                <w:szCs w:val="20"/>
+              </w:rPr>
+              <w:t xml:space="preserve">Durable (audit)</w:t>
+            </w:r>
+          </w:p>
+        </w:tc>
+      </w:tr>
+      <w:tr>
+        <w:tc>
+          <w:tcPr>
+            <w:tcW w:type="dxa" w:w="2880"/>
+            <w:tcBorders>
+              <w:top w:val="single" w:color="8C8C8C" w:sz="6"/>
+              <w:left w:val="single" w:color="8C8C8C" w:sz="6"/>
+              <w:bottom w:val="single" w:color="8C8C8C" w:sz="6"/>
+              <w:right w:val="single" w:color="8C8C8C" w:sz="6"/>
+            </w:tcBorders>
+            <w:tcMar>
+              <w:top w:type="dxa" w:w="100"/>
+              <w:left w:type="dxa" w:w="140"/>
+              <w:bottom w:type="dxa" w:w="100"/>
+              <w:right w:type="dxa" w:w="140"/>
+            </w:tcMar>
+          </w:tcPr>
+          <w:p>
+            <w:pPr>
+              <w:spacing w:after="0"/>
+            </w:pPr>
+            <w:r>
+              <w:rPr>
+                <w:rFonts w:ascii="Calibri" w:cs="Calibri" w:eastAsia="Calibri" w:hAnsi="Calibri"/>
+                <w:color w:val="000000"/>
+                <w:sz w:val="20"/>
+                <w:szCs w:val="20"/>
+              </w:rPr>
               <w:t xml:space="preserve">Secrets Manager</w:t>
             </w:r>
           </w:p>
@@ -2176,7 +3188,7 @@
                 <w:sz w:val="20"/>
                 <w:szCs w:val="20"/>
               </w:rPr>
-              <w:t xml:space="preserve">DB creds</w:t>
+              <w:t xml:space="preserve">DB creds, frontend env configs</w:t>
             </w:r>
           </w:p>
         </w:tc>
@@ -2571,7 +3583,7 @@
           <w:sz w:val="22"/>
           <w:szCs w:val="22"/>
         </w:rPr>
-        <w:t xml:space="preserve">Every PHI store is AES-256 encrypted:</w:t>
+        <w:t xml:space="preserve">Every PHI store is AES-256 encrypted; frontend buckets contain no PHI but are still encrypted:</w:t>
       </w:r>
     </w:p>
     <w:tbl>
@@ -2819,7 +3831,7 @@
                 <w:sz w:val="20"/>
                 <w:szCs w:val="20"/>
               </w:rPr>
-              <w:t xml:space="preserve">S3 — Bedrock KB / ALB logs / pipeline / canary</w:t>
+              <w:t xml:space="preserve">S3 — Bedrock KB (3 buckets)</w:t>
             </w:r>
           </w:p>
         </w:tc>
@@ -2883,7 +3895,7 @@
                 <w:sz w:val="20"/>
                 <w:szCs w:val="20"/>
               </w:rPr>
-              <w:t xml:space="preserve">S3 — CloudTrail</w:t>
+              <w:t xml:space="preserve">S3 — Clinician app frontend</w:t>
             </w:r>
           </w:p>
         </w:tc>
@@ -2914,7 +3926,7 @@
                 <w:sz w:val="20"/>
                 <w:szCs w:val="20"/>
               </w:rPr>
-              <w:t xml:space="preserve">SSE-KMS, CMK alias/vocuone-${env}-logs</w:t>
+              <w:t xml:space="preserve">AES-256 SSE-S3</w:t>
             </w:r>
           </w:p>
         </w:tc>
@@ -2947,6 +3959,198 @@
                 <w:sz w:val="20"/>
                 <w:szCs w:val="20"/>
               </w:rPr>
+              <w:t xml:space="preserve">S3 — Admin console frontend</w:t>
+            </w:r>
+          </w:p>
+        </w:tc>
+        <w:tc>
+          <w:tcPr>
+            <w:tcW w:type="dxa" w:w="4800"/>
+            <w:tcBorders>
+              <w:top w:val="single" w:color="8C8C8C" w:sz="6"/>
+              <w:left w:val="single" w:color="8C8C8C" w:sz="6"/>
+              <w:bottom w:val="single" w:color="8C8C8C" w:sz="6"/>
+              <w:right w:val="single" w:color="8C8C8C" w:sz="6"/>
+            </w:tcBorders>
+            <w:tcMar>
+              <w:top w:type="dxa" w:w="100"/>
+              <w:left w:type="dxa" w:w="140"/>
+              <w:bottom w:type="dxa" w:w="100"/>
+              <w:right w:type="dxa" w:w="140"/>
+            </w:tcMar>
+          </w:tcPr>
+          <w:p>
+            <w:pPr>
+              <w:spacing w:after="0"/>
+            </w:pPr>
+            <w:r>
+              <w:rPr>
+                <w:rFonts w:ascii="Calibri" w:cs="Calibri" w:eastAsia="Calibri" w:hAnsi="Calibri"/>
+                <w:color w:val="000000"/>
+                <w:sz w:val="20"/>
+                <w:szCs w:val="20"/>
+              </w:rPr>
+              <w:t xml:space="preserve">AES-256 SSE-S3</w:t>
+            </w:r>
+          </w:p>
+        </w:tc>
+      </w:tr>
+      <w:tr>
+        <w:tc>
+          <w:tcPr>
+            <w:tcW w:type="dxa" w:w="4560"/>
+            <w:tcBorders>
+              <w:top w:val="single" w:color="8C8C8C" w:sz="6"/>
+              <w:left w:val="single" w:color="8C8C8C" w:sz="6"/>
+              <w:bottom w:val="single" w:color="8C8C8C" w:sz="6"/>
+              <w:right w:val="single" w:color="8C8C8C" w:sz="6"/>
+            </w:tcBorders>
+            <w:tcMar>
+              <w:top w:type="dxa" w:w="100"/>
+              <w:left w:type="dxa" w:w="140"/>
+              <w:bottom w:type="dxa" w:w="100"/>
+              <w:right w:type="dxa" w:w="140"/>
+            </w:tcMar>
+          </w:tcPr>
+          <w:p>
+            <w:pPr>
+              <w:spacing w:after="0"/>
+            </w:pPr>
+            <w:r>
+              <w:rPr>
+                <w:rFonts w:ascii="Calibri" w:cs="Calibri" w:eastAsia="Calibri" w:hAnsi="Calibri"/>
+                <w:color w:val="000000"/>
+                <w:sz w:val="20"/>
+                <w:szCs w:val="20"/>
+              </w:rPr>
+              <w:t xml:space="preserve">S3 — ALB logs / pipeline / canary</w:t>
+            </w:r>
+          </w:p>
+        </w:tc>
+        <w:tc>
+          <w:tcPr>
+            <w:tcW w:type="dxa" w:w="4800"/>
+            <w:tcBorders>
+              <w:top w:val="single" w:color="8C8C8C" w:sz="6"/>
+              <w:left w:val="single" w:color="8C8C8C" w:sz="6"/>
+              <w:bottom w:val="single" w:color="8C8C8C" w:sz="6"/>
+              <w:right w:val="single" w:color="8C8C8C" w:sz="6"/>
+            </w:tcBorders>
+            <w:tcMar>
+              <w:top w:type="dxa" w:w="100"/>
+              <w:left w:type="dxa" w:w="140"/>
+              <w:bottom w:type="dxa" w:w="100"/>
+              <w:right w:type="dxa" w:w="140"/>
+            </w:tcMar>
+          </w:tcPr>
+          <w:p>
+            <w:pPr>
+              <w:spacing w:after="0"/>
+            </w:pPr>
+            <w:r>
+              <w:rPr>
+                <w:rFonts w:ascii="Calibri" w:cs="Calibri" w:eastAsia="Calibri" w:hAnsi="Calibri"/>
+                <w:color w:val="000000"/>
+                <w:sz w:val="20"/>
+                <w:szCs w:val="20"/>
+              </w:rPr>
+              <w:t xml:space="preserve">AES-256 SSE-S3</w:t>
+            </w:r>
+          </w:p>
+        </w:tc>
+      </w:tr>
+      <w:tr>
+        <w:tc>
+          <w:tcPr>
+            <w:tcW w:type="dxa" w:w="4560"/>
+            <w:tcBorders>
+              <w:top w:val="single" w:color="8C8C8C" w:sz="6"/>
+              <w:left w:val="single" w:color="8C8C8C" w:sz="6"/>
+              <w:bottom w:val="single" w:color="8C8C8C" w:sz="6"/>
+              <w:right w:val="single" w:color="8C8C8C" w:sz="6"/>
+            </w:tcBorders>
+            <w:tcMar>
+              <w:top w:type="dxa" w:w="100"/>
+              <w:left w:type="dxa" w:w="140"/>
+              <w:bottom w:type="dxa" w:w="100"/>
+              <w:right w:type="dxa" w:w="140"/>
+            </w:tcMar>
+          </w:tcPr>
+          <w:p>
+            <w:pPr>
+              <w:spacing w:after="0"/>
+            </w:pPr>
+            <w:r>
+              <w:rPr>
+                <w:rFonts w:ascii="Calibri" w:cs="Calibri" w:eastAsia="Calibri" w:hAnsi="Calibri"/>
+                <w:color w:val="000000"/>
+                <w:sz w:val="20"/>
+                <w:szCs w:val="20"/>
+              </w:rPr>
+              <w:t xml:space="preserve">S3 — CloudTrail</w:t>
+            </w:r>
+          </w:p>
+        </w:tc>
+        <w:tc>
+          <w:tcPr>
+            <w:tcW w:type="dxa" w:w="4800"/>
+            <w:tcBorders>
+              <w:top w:val="single" w:color="8C8C8C" w:sz="6"/>
+              <w:left w:val="single" w:color="8C8C8C" w:sz="6"/>
+              <w:bottom w:val="single" w:color="8C8C8C" w:sz="6"/>
+              <w:right w:val="single" w:color="8C8C8C" w:sz="6"/>
+            </w:tcBorders>
+            <w:tcMar>
+              <w:top w:type="dxa" w:w="100"/>
+              <w:left w:type="dxa" w:w="140"/>
+              <w:bottom w:type="dxa" w:w="100"/>
+              <w:right w:type="dxa" w:w="140"/>
+            </w:tcMar>
+          </w:tcPr>
+          <w:p>
+            <w:pPr>
+              <w:spacing w:after="0"/>
+            </w:pPr>
+            <w:r>
+              <w:rPr>
+                <w:rFonts w:ascii="Calibri" w:cs="Calibri" w:eastAsia="Calibri" w:hAnsi="Calibri"/>
+                <w:color w:val="000000"/>
+                <w:sz w:val="20"/>
+                <w:szCs w:val="20"/>
+              </w:rPr>
+              <w:t xml:space="preserve">SSE-KMS, CMK alias/vocuone-${env}-logs</w:t>
+            </w:r>
+          </w:p>
+        </w:tc>
+      </w:tr>
+      <w:tr>
+        <w:tc>
+          <w:tcPr>
+            <w:tcW w:type="dxa" w:w="4560"/>
+            <w:tcBorders>
+              <w:top w:val="single" w:color="8C8C8C" w:sz="6"/>
+              <w:left w:val="single" w:color="8C8C8C" w:sz="6"/>
+              <w:bottom w:val="single" w:color="8C8C8C" w:sz="6"/>
+              <w:right w:val="single" w:color="8C8C8C" w:sz="6"/>
+            </w:tcBorders>
+            <w:tcMar>
+              <w:top w:type="dxa" w:w="100"/>
+              <w:left w:type="dxa" w:w="140"/>
+              <w:bottom w:type="dxa" w:w="100"/>
+              <w:right w:type="dxa" w:w="140"/>
+            </w:tcMar>
+          </w:tcPr>
+          <w:p>
+            <w:pPr>
+              <w:spacing w:after="0"/>
+            </w:pPr>
+            <w:r>
+              <w:rPr>
+                <w:rFonts w:ascii="Calibri" w:cs="Calibri" w:eastAsia="Calibri" w:hAnsi="Calibri"/>
+                <w:color w:val="000000"/>
+                <w:sz w:val="20"/>
+                <w:szCs w:val="20"/>
+              </w:rPr>
               <w:t xml:space="preserve">CWL — app, Bedrock, RDS postgresql, VPC flow, CloudTrail</w:t>
             </w:r>
           </w:p>
@@ -2978,7 +4182,7 @@
                 <w:sz w:val="20"/>
                 <w:szCs w:val="20"/>
               </w:rPr>
-              <w:t xml:space="preserve">CMK alias/vocuone-${env}-logs (Bedrock has dedicated CMK)</w:t>
+              <w:t xml:space="preserve">CMK alias/vocuone-${env}-logs (Bedrock dedicated CMK)</w:t>
             </w:r>
           </w:p>
         </w:tc>
@@ -3337,7 +4541,7 @@
                 <w:sz w:val="20"/>
                 <w:szCs w:val="20"/>
               </w:rPr>
-              <w:t xml:space="preserve">Browser → CloudFront → ALB</w:t>
+              <w:t xml:space="preserve">Clinician browser → CloudFront (app)</w:t>
             </w:r>
           </w:p>
         </w:tc>
@@ -3368,7 +4572,7 @@
                 <w:sz w:val="20"/>
                 <w:szCs w:val="20"/>
               </w:rPr>
-              <w:t xml:space="preserve">TLS 1.2+ (ACM certs, ELBSecurityPolicy-TLS13-1-2-2021-06)</w:t>
+              <w:t xml:space="preserve">TLS 1.2+ (ACM cert, redirect-to-https viewer policy)</w:t>
             </w:r>
           </w:p>
         </w:tc>
@@ -3401,6 +4605,134 @@
                 <w:sz w:val="20"/>
                 <w:szCs w:val="20"/>
               </w:rPr>
+              <w:t xml:space="preserve">Admin operator → CloudFront (admin)</w:t>
+            </w:r>
+          </w:p>
+        </w:tc>
+        <w:tc>
+          <w:tcPr>
+            <w:tcW w:type="dxa" w:w="6000"/>
+            <w:tcBorders>
+              <w:top w:val="single" w:color="8C8C8C" w:sz="6"/>
+              <w:left w:val="single" w:color="8C8C8C" w:sz="6"/>
+              <w:bottom w:val="single" w:color="8C8C8C" w:sz="6"/>
+              <w:right w:val="single" w:color="8C8C8C" w:sz="6"/>
+            </w:tcBorders>
+            <w:tcMar>
+              <w:top w:type="dxa" w:w="100"/>
+              <w:left w:type="dxa" w:w="140"/>
+              <w:bottom w:type="dxa" w:w="100"/>
+              <w:right w:type="dxa" w:w="140"/>
+            </w:tcMar>
+          </w:tcPr>
+          <w:p>
+            <w:pPr>
+              <w:spacing w:after="0"/>
+            </w:pPr>
+            <w:r>
+              <w:rPr>
+                <w:rFonts w:ascii="Calibri" w:cs="Calibri" w:eastAsia="Calibri" w:hAnsi="Calibri"/>
+                <w:color w:val="000000"/>
+                <w:sz w:val="20"/>
+                <w:szCs w:val="20"/>
+              </w:rPr>
+              <w:t xml:space="preserve">TLS 1.2+ (ACM cert, redirect-to-https viewer policy)</w:t>
+            </w:r>
+          </w:p>
+        </w:tc>
+      </w:tr>
+      <w:tr>
+        <w:tc>
+          <w:tcPr>
+            <w:tcW w:type="dxa" w:w="3360"/>
+            <w:tcBorders>
+              <w:top w:val="single" w:color="8C8C8C" w:sz="6"/>
+              <w:left w:val="single" w:color="8C8C8C" w:sz="6"/>
+              <w:bottom w:val="single" w:color="8C8C8C" w:sz="6"/>
+              <w:right w:val="single" w:color="8C8C8C" w:sz="6"/>
+            </w:tcBorders>
+            <w:tcMar>
+              <w:top w:type="dxa" w:w="100"/>
+              <w:left w:type="dxa" w:w="140"/>
+              <w:bottom w:type="dxa" w:w="100"/>
+              <w:right w:type="dxa" w:w="140"/>
+            </w:tcMar>
+          </w:tcPr>
+          <w:p>
+            <w:pPr>
+              <w:spacing w:after="0"/>
+            </w:pPr>
+            <w:r>
+              <w:rPr>
+                <w:rFonts w:ascii="Calibri" w:cs="Calibri" w:eastAsia="Calibri" w:hAnsi="Calibri"/>
+                <w:color w:val="000000"/>
+                <w:sz w:val="20"/>
+                <w:szCs w:val="20"/>
+              </w:rPr>
+              <w:t xml:space="preserve">CloudFront → S3 frontend buckets</w:t>
+            </w:r>
+          </w:p>
+        </w:tc>
+        <w:tc>
+          <w:tcPr>
+            <w:tcW w:type="dxa" w:w="6000"/>
+            <w:tcBorders>
+              <w:top w:val="single" w:color="8C8C8C" w:sz="6"/>
+              <w:left w:val="single" w:color="8C8C8C" w:sz="6"/>
+              <w:bottom w:val="single" w:color="8C8C8C" w:sz="6"/>
+              <w:right w:val="single" w:color="8C8C8C" w:sz="6"/>
+            </w:tcBorders>
+            <w:tcMar>
+              <w:top w:type="dxa" w:w="100"/>
+              <w:left w:type="dxa" w:w="140"/>
+              <w:bottom w:type="dxa" w:w="100"/>
+              <w:right w:type="dxa" w:w="140"/>
+            </w:tcMar>
+          </w:tcPr>
+          <w:p>
+            <w:pPr>
+              <w:spacing w:after="0"/>
+            </w:pPr>
+            <w:r>
+              <w:rPr>
+                <w:rFonts w:ascii="Calibri" w:cs="Calibri" w:eastAsia="Calibri" w:hAnsi="Calibri"/>
+                <w:color w:val="000000"/>
+                <w:sz w:val="20"/>
+                <w:szCs w:val="20"/>
+              </w:rPr>
+              <w:t xml:space="preserve">TLS via Origin Access Control; buckets block all non-CloudFront access</w:t>
+            </w:r>
+          </w:p>
+        </w:tc>
+      </w:tr>
+      <w:tr>
+        <w:tc>
+          <w:tcPr>
+            <w:tcW w:type="dxa" w:w="3360"/>
+            <w:tcBorders>
+              <w:top w:val="single" w:color="8C8C8C" w:sz="6"/>
+              <w:left w:val="single" w:color="8C8C8C" w:sz="6"/>
+              <w:bottom w:val="single" w:color="8C8C8C" w:sz="6"/>
+              <w:right w:val="single" w:color="8C8C8C" w:sz="6"/>
+            </w:tcBorders>
+            <w:tcMar>
+              <w:top w:type="dxa" w:w="100"/>
+              <w:left w:type="dxa" w:w="140"/>
+              <w:bottom w:type="dxa" w:w="100"/>
+              <w:right w:type="dxa" w:w="140"/>
+            </w:tcMar>
+          </w:tcPr>
+          <w:p>
+            <w:pPr>
+              <w:spacing w:after="0"/>
+            </w:pPr>
+            <w:r>
+              <w:rPr>
+                <w:rFonts w:ascii="Calibri" w:cs="Calibri" w:eastAsia="Calibri" w:hAnsi="Calibri"/>
+                <w:color w:val="000000"/>
+                <w:sz w:val="20"/>
+                <w:szCs w:val="20"/>
+              </w:rPr>
               <w:t xml:space="preserve">Client → API Gateway</w:t>
             </w:r>
           </w:p>
@@ -3433,6 +4765,70 @@
                 <w:szCs w:val="20"/>
               </w:rPr>
               <w:t xml:space="preserve">TLS 1.2+ (AWS-managed)</w:t>
+            </w:r>
+          </w:p>
+        </w:tc>
+      </w:tr>
+      <w:tr>
+        <w:tc>
+          <w:tcPr>
+            <w:tcW w:type="dxa" w:w="3360"/>
+            <w:tcBorders>
+              <w:top w:val="single" w:color="8C8C8C" w:sz="6"/>
+              <w:left w:val="single" w:color="8C8C8C" w:sz="6"/>
+              <w:bottom w:val="single" w:color="8C8C8C" w:sz="6"/>
+              <w:right w:val="single" w:color="8C8C8C" w:sz="6"/>
+            </w:tcBorders>
+            <w:tcMar>
+              <w:top w:type="dxa" w:w="100"/>
+              <w:left w:type="dxa" w:w="140"/>
+              <w:bottom w:type="dxa" w:w="100"/>
+              <w:right w:type="dxa" w:w="140"/>
+            </w:tcMar>
+          </w:tcPr>
+          <w:p>
+            <w:pPr>
+              <w:spacing w:after="0"/>
+            </w:pPr>
+            <w:r>
+              <w:rPr>
+                <w:rFonts w:ascii="Calibri" w:cs="Calibri" w:eastAsia="Calibri" w:hAnsi="Calibri"/>
+                <w:color w:val="000000"/>
+                <w:sz w:val="20"/>
+                <w:szCs w:val="20"/>
+              </w:rPr>
+              <w:t xml:space="preserve">CloudFront / API Gateway → ALB :443</w:t>
+            </w:r>
+          </w:p>
+        </w:tc>
+        <w:tc>
+          <w:tcPr>
+            <w:tcW w:type="dxa" w:w="6000"/>
+            <w:tcBorders>
+              <w:top w:val="single" w:color="8C8C8C" w:sz="6"/>
+              <w:left w:val="single" w:color="8C8C8C" w:sz="6"/>
+              <w:bottom w:val="single" w:color="8C8C8C" w:sz="6"/>
+              <w:right w:val="single" w:color="8C8C8C" w:sz="6"/>
+            </w:tcBorders>
+            <w:tcMar>
+              <w:top w:type="dxa" w:w="100"/>
+              <w:left w:type="dxa" w:w="140"/>
+              <w:bottom w:type="dxa" w:w="100"/>
+              <w:right w:type="dxa" w:w="140"/>
+            </w:tcMar>
+          </w:tcPr>
+          <w:p>
+            <w:pPr>
+              <w:spacing w:after="0"/>
+            </w:pPr>
+            <w:r>
+              <w:rPr>
+                <w:rFonts w:ascii="Calibri" w:cs="Calibri" w:eastAsia="Calibri" w:hAnsi="Calibri"/>
+                <w:color w:val="000000"/>
+                <w:sz w:val="20"/>
+                <w:szCs w:val="20"/>
+              </w:rPr>
+              <w:t xml:space="preserve">TLS 1.2+ (ELBSecurityPolicy-TLS13-1-2-2021-06)</w:t>
             </w:r>
           </w:p>
         </w:tc>
@@ -3744,7 +5140,7 @@
           <w:sz w:val="22"/>
           <w:szCs w:val="22"/>
         </w:rPr>
-        <w:t xml:space="preserve">CI/CD: GitHub Actions OIDC sts:AssumeRoleWithWebIdentity, sub/aud claims pinned to repo + branch + environment. No long-lived CI keys.</w:t>
+        <w:t xml:space="preserve">Frontend buckets: S3 bucket policy denies all access except the specific CloudFront distribution via OAC; no public access; BlockPublicAccess enforced at the bucket level.</w:t>
       </w:r>
     </w:p>
     <w:p>
@@ -3762,7 +5158,7 @@
           <w:sz w:val="22"/>
           <w:szCs w:val="22"/>
         </w:rPr>
-        <w:t xml:space="preserve">Operators: SSM Session Manager (no SSH); MFA on console; CloudTrail logged.</w:t>
+        <w:t xml:space="preserve">Admin console: identical S3 + CloudFront pattern as clinician app; admin authentication happens at the application layer (separate JWT scope) — infra-side controls are identical.</w:t>
       </w:r>
     </w:p>
     <w:p>
@@ -3780,6 +5176,42 @@
           <w:sz w:val="22"/>
           <w:szCs w:val="22"/>
         </w:rPr>
+        <w:t xml:space="preserve">CI/CD: GitHub Actions OIDC sts:AssumeRoleWithWebIdentity, sub/aud claims pinned to repo + branch + environment. No long-lived CI keys.</w:t>
+      </w:r>
+    </w:p>
+    <w:p>
+      <w:pPr>
+        <w:pStyle w:val="ListParagraph"/>
+        <w:numPr>
+          <w:ilvl w:val="0"/>
+          <w:numId w:val="2"/>
+        </w:numPr>
+        <w:spacing w:after="60"/>
+      </w:pPr>
+      <w:r>
+        <w:rPr>
+          <w:rFonts w:ascii="Calibri" w:cs="Calibri" w:eastAsia="Calibri" w:hAnsi="Calibri"/>
+          <w:sz w:val="22"/>
+          <w:szCs w:val="22"/>
+        </w:rPr>
+        <w:t xml:space="preserve">Operators: SSM Session Manager (no SSH); MFA on console; CloudTrail logged.</w:t>
+      </w:r>
+    </w:p>
+    <w:p>
+      <w:pPr>
+        <w:pStyle w:val="ListParagraph"/>
+        <w:numPr>
+          <w:ilvl w:val="0"/>
+          <w:numId w:val="2"/>
+        </w:numPr>
+        <w:spacing w:after="60"/>
+      </w:pPr>
+      <w:r>
+        <w:rPr>
+          <w:rFonts w:ascii="Calibri" w:cs="Calibri" w:eastAsia="Calibri" w:hAnsi="Calibri"/>
+          <w:sz w:val="22"/>
+          <w:szCs w:val="22"/>
+        </w:rPr>
         <w:t xml:space="preserve">Service-to-service: trust policies with aws:SourceAccount + aws:SourceArn confused-deputy guards.</w:t>
       </w:r>
     </w:p>
@@ -3851,6 +5283,24 @@
           <w:sz w:val="22"/>
           <w:szCs w:val="22"/>
         </w:rPr>
+        <w:t xml:space="preserve">CloudFront access logs: optional, sent to a separate S3 bucket with SSE-S3 if enabled.</w:t>
+      </w:r>
+    </w:p>
+    <w:p>
+      <w:pPr>
+        <w:pStyle w:val="ListParagraph"/>
+        <w:numPr>
+          <w:ilvl w:val="0"/>
+          <w:numId w:val="2"/>
+        </w:numPr>
+        <w:spacing w:after="60"/>
+      </w:pPr>
+      <w:r>
+        <w:rPr>
+          <w:rFonts w:ascii="Calibri" w:cs="Calibri" w:eastAsia="Calibri" w:hAnsi="Calibri"/>
+          <w:sz w:val="22"/>
+          <w:szCs w:val="22"/>
+        </w:rPr>
         <w:t xml:space="preserve">KMS key rotation, S3 versioning on KB buckets, RDS PITR.</w:t>
       </w:r>
     </w:p>
@@ -3882,7 +5332,7 @@
           <w:sz w:val="22"/>
           <w:szCs w:val="22"/>
         </w:rPr>
-        <w:t xml:space="preserve">JWT for end users; OIDC for CI; IAM roles for services; MFA + SSM for operators.</w:t>
+        <w:t xml:space="preserve">JWT for end users (separate scopes for clinician vs admin); OIDC for CI; IAM roles for services; MFA + SSM for operators.</w:t>
       </w:r>
     </w:p>
     <w:p>
@@ -4707,7 +6157,7 @@
           <w:sz w:val="22"/>
           <w:szCs w:val="22"/>
         </w:rPr>
-        <w:t xml:space="preserve">Synthetics canary failures</w:t>
+        <w:t xml:space="preserve">Synthetics canary failures (probes both CloudFront distributions + the API)</w:t>
       </w:r>
     </w:p>
     <w:p>
@@ -5243,7 +6693,7 @@
           <w:sz w:val="22"/>
           <w:szCs w:val="22"/>
         </w:rPr>
-        <w:t xml:space="preserve">All CMKs: rotation enabled, 30-day deletion window.</w:t>
+        <w:t xml:space="preserve">All CMKs: rotation enabled, 30-day deletion window. Frontend S3 buckets use SSE-S3 (AWS-managed) since they hold no PHI; HIPAA-acceptable under BAA.</w:t>
       </w:r>
     </w:p>
     <w:p>

--- a/docs/HIPAA-COMPLIANCE.docx
+++ b/docs/HIPAA-COMPLIANCE.docx
@@ -1701,6 +1701,122 @@
           <w:szCs w:val="36"/>
         </w:rPr>
         <w:t xml:space="preserve">3. Architecture</w:t>
+      </w:r>
+    </w:p>
+    <w:tbl>
+      <w:tblPr>
+        <w:tblW w:type="dxa" w:w="9360"/>
+        <w:tblBorders>
+          <w:top w:val="single" w:color="auto" w:sz="4"/>
+          <w:left w:val="single" w:color="auto" w:sz="4"/>
+          <w:bottom w:val="single" w:color="auto" w:sz="4"/>
+          <w:right w:val="single" w:color="auto" w:sz="4"/>
+          <w:insideH w:val="single" w:color="auto" w:sz="4"/>
+          <w:insideV w:val="single" w:color="auto" w:sz="4"/>
+        </w:tblBorders>
+      </w:tblPr>
+      <w:tblGrid>
+        <w:gridCol w:w="9360"/>
+      </w:tblGrid>
+      <w:tr>
+        <w:tc>
+          <w:tcPr>
+            <w:tcW w:type="dxa" w:w="9360"/>
+            <w:tcBorders>
+              <w:top w:val="dashed" w:color="2E75B6" w:sz="18"/>
+              <w:left w:val="dashed" w:color="2E75B6" w:sz="18"/>
+              <w:bottom w:val="dashed" w:color="2E75B6" w:sz="18"/>
+              <w:right w:val="dashed" w:color="2E75B6" w:sz="18"/>
+            </w:tcBorders>
+            <w:shd w:fill="EAF2FA" w:val="clear"/>
+            <w:tcMar>
+              <w:top w:type="dxa" w:w="600"/>
+              <w:left w:type="dxa" w:w="240"/>
+              <w:bottom w:type="dxa" w:w="600"/>
+              <w:right w:type="dxa" w:w="240"/>
+            </w:tcMar>
+          </w:tcPr>
+          <w:p>
+            <w:pPr>
+              <w:spacing w:after="120"/>
+              <w:jc w:val="center"/>
+            </w:pPr>
+            <w:r>
+              <w:rPr>
+                <w:rFonts w:ascii="Calibri" w:cs="Calibri" w:eastAsia="Calibri" w:hAnsi="Calibri"/>
+                <w:b/>
+                <w:bCs/>
+                <w:color w:val="2E75B6"/>
+                <w:sz w:val="28"/>
+                <w:szCs w:val="28"/>
+              </w:rPr>
+              <w:t xml:space="preserve">[ Insert architecture diagram here ]</w:t>
+            </w:r>
+          </w:p>
+          <w:p>
+            <w:pPr>
+              <w:spacing w:after="0"/>
+              <w:jc w:val="center"/>
+            </w:pPr>
+            <w:r>
+              <w:rPr>
+                <w:rFonts w:ascii="Calibri" w:cs="Calibri" w:eastAsia="Calibri" w:hAnsi="Calibri"/>
+                <w:i/>
+                <w:iCs/>
+                <w:color w:val="5A7090"/>
+                <w:sz w:val="20"/>
+                <w:szCs w:val="20"/>
+              </w:rPr>
+              <w:t xml:space="preserve">Render via docs/ERASER-AI-PROMPT.md → eraser.io → export PNG → embed here.</w:t>
+            </w:r>
+          </w:p>
+          <w:p>
+            <w:pPr>
+              <w:spacing w:after="0" w:before="80"/>
+              <w:jc w:val="center"/>
+            </w:pPr>
+            <w:r>
+              <w:rPr>
+                <w:rFonts w:ascii="Calibri" w:cs="Calibri" w:eastAsia="Calibri" w:hAnsi="Calibri"/>
+                <w:i/>
+                <w:iCs/>
+                <w:color w:val="5A7090"/>
+                <w:sz w:val="20"/>
+                <w:szCs w:val="20"/>
+              </w:rPr>
+              <w:t xml:space="preserve">Source + exports kept in docs/architecture/.</w:t>
+            </w:r>
+          </w:p>
+        </w:tc>
+      </w:tr>
+    </w:tbl>
+    <w:p>
+      <w:pPr>
+        <w:spacing w:after="80"/>
+      </w:pPr>
+      <w:r>
+        <w:rPr>
+          <w:rFonts w:ascii="Calibri" w:cs="Calibri" w:eastAsia="Calibri" w:hAnsi="Calibri"/>
+          <w:sz w:val="22"/>
+          <w:szCs w:val="22"/>
+        </w:rPr>
+        <w:t xml:space="preserve"> </w:t>
+      </w:r>
+    </w:p>
+    <w:p>
+      <w:pPr>
+        <w:spacing w:after="120"/>
+      </w:pPr>
+      <w:r>
+        <w:rPr>
+          <w:rFonts w:ascii="Calibri" w:cs="Calibri" w:eastAsia="Calibri" w:hAnsi="Calibri"/>
+          <w:i/>
+          <w:iCs/>
+          <w:color w:val="808080"/>
+          <w:sz w:val="22"/>
+          <w:szCs w:val="22"/>
+        </w:rPr>
+        <w:t xml:space="preserve">ASCII fallback for environments that can't render the image:</w:t>
       </w:r>
     </w:p>
     <w:p>
